--- a/out/vm-run/virtual_memory_and_paging_cornell_handout.docx
+++ b/out/vm-run/virtual_memory_and_paging_cornell_handout.docx
@@ -17,23 +17,7 @@
           <w:sz w:val="22"/>
           <w:szCs w:val="22"/>
         </w:rPr>
-        <w:t xml:space="preserve">Pre-distributed guided notes. Students fill blanks from projected slides and use the scaffolded prompts for verbal explanation.</w:t>
-      </w:r>
-    </w:p>
-    <w:p>
-      <w:pPr>
-        <w:spacing w:after="180"/>
-      </w:pPr>
-      <w:r>
-        <w:rPr>
-          <w:rFonts w:ascii="Arial" w:cs="Arial" w:eastAsia="Arial" w:hAnsi="Arial"/>
-          <w:b/>
-          <w:bCs/>
-          <w:color w:val="1F3864"/>
-          <w:sz w:val="28"/>
-          <w:szCs w:val="28"/>
-        </w:rPr>
-        <w:t xml:space="preserve">Cue / Notes Layout</w:t>
+        <w:t xml:space="preserve">Pre-distributed guided notes. This handout follows the lecture in order and captures only anchor content. Students fill omitted key elements from projected slides during lecture.</w:t>
       </w:r>
     </w:p>
     <w:tbl>
@@ -50,12 +34,182 @@
       </w:tblPr>
       <w:tblGrid>
         <w:gridCol w:w="100"/>
+      </w:tblGrid>
+      <w:tr>
+        <w:tc>
+          <w:tcPr>
+            <w:shd w:fill="FFF8E7"/>
+          </w:tcPr>
+          <w:p>
+            <w:pPr>
+              <w:spacing w:after="0"/>
+            </w:pPr>
+            <w:r>
+              <w:rPr>
+                <w:rFonts w:ascii="Arial" w:cs="Arial" w:eastAsia="Arial" w:hAnsi="Arial"/>
+                <w:b/>
+                <w:bCs/>
+                <w:color w:val="6B4F00"/>
+                <w:sz w:val="22"/>
+                <w:szCs w:val="22"/>
+              </w:rPr>
+              <w:t xml:space="preserve">* </w:t>
+            </w:r>
+            <w:r>
+              <w:rPr>
+                <w:rFonts w:ascii="Arial" w:cs="Arial" w:eastAsia="Arial" w:hAnsi="Arial"/>
+                <w:b/>
+                <w:bCs/>
+                <w:color w:val="6B4F00"/>
+                <w:sz w:val="22"/>
+                <w:szCs w:val="22"/>
+              </w:rPr>
+              <w:t xml:space="preserve">Opening Hook</w:t>
+            </w:r>
+          </w:p>
+        </w:tc>
+      </w:tr>
+    </w:tbl>
+    <w:tbl>
+      <w:tblPr>
+        <w:tblW w:type="pct" w:w="100%"/>
+        <w:tblBorders>
+          <w:top w:val="single" w:color="auto" w:sz="4"/>
+          <w:left w:val="single" w:color="auto" w:sz="4"/>
+          <w:bottom w:val="single" w:color="auto" w:sz="4"/>
+          <w:right w:val="single" w:color="auto" w:sz="4"/>
+          <w:insideH w:val="single" w:color="auto" w:sz="4"/>
+          <w:insideV w:val="single" w:color="auto" w:sz="4"/>
+        </w:tblBorders>
+      </w:tblPr>
+      <w:tblGrid>
+        <w:gridCol w:w="100"/>
         <w:gridCol w:w="100"/>
       </w:tblGrid>
       <w:tr>
         <w:tc>
           <w:tcPr>
             <w:tcW w:type="pct" w:w="30%"/>
+            <w:shd w:fill="2E5FA3"/>
+          </w:tcPr>
+          <w:p>
+            <w:pPr>
+              <w:spacing w:after="40"/>
+            </w:pPr>
+            <w:r>
+              <w:rPr>
+                <w:rFonts w:ascii="Arial" w:cs="Arial" w:eastAsia="Arial" w:hAnsi="Arial"/>
+                <w:b/>
+                <w:bCs/>
+                <w:i w:val="false"/>
+                <w:iCs w:val="false"/>
+                <w:color w:val="FFFFFF"/>
+                <w:sz w:val="22"/>
+                <w:szCs w:val="22"/>
+              </w:rPr>
+              <w:t xml:space="preserve">Opening hook</w:t>
+            </w:r>
+          </w:p>
+        </w:tc>
+        <w:tc>
+          <w:tcPr>
+            <w:tcW w:type="pct" w:w="70%"/>
+            <w:tcBorders>
+              <w:left w:val="single" w:color="2E5FA3" w:sz="16"/>
+            </w:tcBorders>
+            <w:shd w:fill="EBF3FB"/>
+          </w:tcPr>
+          <w:p>
+            <w:pPr>
+              <w:spacing w:after="40"/>
+            </w:pPr>
+            <w:r>
+              <w:rPr>
+                <w:rFonts w:ascii="Arial" w:cs="Arial" w:eastAsia="Arial" w:hAnsi="Arial"/>
+                <w:b w:val="false"/>
+                <w:bCs w:val="false"/>
+                <w:i w:val="false"/>
+                <w:iCs w:val="false"/>
+                <w:color w:val="000000"/>
+                <w:sz w:val="22"/>
+                <w:szCs w:val="22"/>
+              </w:rPr>
+              <w:t xml:space="preserve">Start with a process that appears to own a large contiguous address space even though physical memory is fragmented and shared. Key setup: _______.</w:t>
+            </w:r>
+          </w:p>
+        </w:tc>
+      </w:tr>
+    </w:tbl>
+    <w:tbl>
+      <w:tblPr>
+        <w:tblW w:type="pct" w:w="100%"/>
+        <w:tblBorders>
+          <w:top w:val="single" w:color="auto" w:sz="4"/>
+          <w:left w:val="single" w:color="auto" w:sz="4"/>
+          <w:bottom w:val="single" w:color="auto" w:sz="4"/>
+          <w:right w:val="single" w:color="auto" w:sz="4"/>
+          <w:insideH w:val="single" w:color="auto" w:sz="4"/>
+          <w:insideV w:val="single" w:color="auto" w:sz="4"/>
+        </w:tblBorders>
+      </w:tblPr>
+      <w:tblGrid>
+        <w:gridCol w:w="100"/>
+      </w:tblGrid>
+      <w:tr>
+        <w:tc>
+          <w:tcPr>
+            <w:shd w:fill="1F3864"/>
+          </w:tcPr>
+          <w:p>
+            <w:pPr>
+              <w:spacing w:after="0"/>
+            </w:pPr>
+            <w:r>
+              <w:rPr>
+                <w:rFonts w:ascii="Arial" w:cs="Arial" w:eastAsia="Arial" w:hAnsi="Arial"/>
+                <w:b/>
+                <w:bCs/>
+                <w:color w:val="FFFFFF"/>
+                <w:sz w:val="22"/>
+                <w:szCs w:val="22"/>
+              </w:rPr>
+              <w:t xml:space="preserve">§ </w:t>
+            </w:r>
+            <w:r>
+              <w:rPr>
+                <w:rFonts w:ascii="Arial" w:cs="Arial" w:eastAsia="Arial" w:hAnsi="Arial"/>
+                <w:b/>
+                <w:bCs/>
+                <w:color w:val="FFFFFF"/>
+                <w:sz w:val="22"/>
+                <w:szCs w:val="22"/>
+              </w:rPr>
+              <w:t xml:space="preserve">Framework</w:t>
+            </w:r>
+          </w:p>
+        </w:tc>
+      </w:tr>
+    </w:tbl>
+    <w:tbl>
+      <w:tblPr>
+        <w:tblW w:type="pct" w:w="100%"/>
+        <w:tblBorders>
+          <w:top w:val="single" w:color="auto" w:sz="4"/>
+          <w:left w:val="single" w:color="auto" w:sz="4"/>
+          <w:bottom w:val="single" w:color="auto" w:sz="4"/>
+          <w:right w:val="single" w:color="auto" w:sz="4"/>
+          <w:insideH w:val="single" w:color="auto" w:sz="4"/>
+          <w:insideV w:val="single" w:color="auto" w:sz="4"/>
+        </w:tblBorders>
+      </w:tblPr>
+      <w:tblGrid>
+        <w:gridCol w:w="100"/>
+        <w:gridCol w:w="100"/>
+      </w:tblGrid>
+      <w:tr>
+        <w:tc>
+          <w:tcPr>
+            <w:tcW w:type="pct" w:w="30%"/>
             <w:shd w:fill="F0F4FA"/>
           </w:tcPr>
           <w:p>
@@ -73,30 +227,33 @@
                 <w:sz w:val="22"/>
                 <w:szCs w:val="22"/>
               </w:rPr>
-              <w:t xml:space="preserve">Why Virtual Memory Exists</w:t>
-            </w:r>
-          </w:p>
-        </w:tc>
-        <w:tc>
-          <w:tcPr>
-            <w:tcW w:type="pct" w:w="70%"/>
-          </w:tcPr>
-          <w:p>
-            <w:pPr>
-              <w:spacing w:after="40"/>
-            </w:pPr>
-            <w:r>
-              <w:rPr>
-                <w:rFonts w:ascii="Arial" w:cs="Arial" w:eastAsia="Arial" w:hAnsi="Arial"/>
-                <w:b w:val="false"/>
-                <w:bCs w:val="false"/>
-                <w:i w:val="false"/>
-                <w:iCs w:val="false"/>
-                <w:color w:val="000000"/>
-                <w:sz w:val="22"/>
-                <w:szCs w:val="22"/>
-              </w:rPr>
-              <w:t xml:space="preserve">Explain why virtual memory exists and connect it to virtual address space.</w:t>
+              <w:t xml:space="preserve">Concept 1</w:t>
+            </w:r>
+          </w:p>
+        </w:tc>
+        <w:tc>
+          <w:tcPr>
+            <w:tcW w:type="pct" w:w="70%"/>
+            <w:tcBorders>
+              <w:left w:val="single" w:color="2E5FA3" w:sz="16"/>
+            </w:tcBorders>
+          </w:tcPr>
+          <w:p>
+            <w:pPr>
+              <w:spacing w:after="40"/>
+            </w:pPr>
+            <w:r>
+              <w:rPr>
+                <w:rFonts w:ascii="Arial" w:cs="Arial" w:eastAsia="Arial" w:hAnsi="Arial"/>
+                <w:b w:val="false"/>
+                <w:bCs w:val="false"/>
+                <w:i w:val="false"/>
+                <w:iCs w:val="false"/>
+                <w:color w:val="000000"/>
+                <w:sz w:val="22"/>
+                <w:szCs w:val="22"/>
+              </w:rPr>
+              <w:t xml:space="preserve">Virtual address space: _______.</w:t>
             </w:r>
           </w:p>
         </w:tc>
@@ -122,30 +279,33 @@
                 <w:sz w:val="22"/>
                 <w:szCs w:val="22"/>
               </w:rPr>
-              <w:t xml:space="preserve">Why Virtual Memory Exists</w:t>
-            </w:r>
-          </w:p>
-        </w:tc>
-        <w:tc>
-          <w:tcPr>
-            <w:tcW w:type="pct" w:w="70%"/>
-          </w:tcPr>
-          <w:p>
-            <w:pPr>
-              <w:spacing w:after="40"/>
-            </w:pPr>
-            <w:r>
-              <w:rPr>
-                <w:rFonts w:ascii="Arial" w:cs="Arial" w:eastAsia="Arial" w:hAnsi="Arial"/>
-                <w:b w:val="false"/>
-                <w:bCs w:val="false"/>
-                <w:i w:val="false"/>
-                <w:iCs w:val="false"/>
-                <w:color w:val="000000"/>
-                <w:sz w:val="22"/>
-                <w:szCs w:val="22"/>
-              </w:rPr>
-              <w:t xml:space="preserve">Why Virtual Memory Exists: _______</w:t>
+              <w:t xml:space="preserve">Concept 2</w:t>
+            </w:r>
+          </w:p>
+        </w:tc>
+        <w:tc>
+          <w:tcPr>
+            <w:tcW w:type="pct" w:w="70%"/>
+            <w:tcBorders>
+              <w:left w:val="single" w:color="2E5FA3" w:sz="16"/>
+            </w:tcBorders>
+          </w:tcPr>
+          <w:p>
+            <w:pPr>
+              <w:spacing w:after="40"/>
+            </w:pPr>
+            <w:r>
+              <w:rPr>
+                <w:rFonts w:ascii="Arial" w:cs="Arial" w:eastAsia="Arial" w:hAnsi="Arial"/>
+                <w:b w:val="false"/>
+                <w:bCs w:val="false"/>
+                <w:i w:val="false"/>
+                <w:iCs w:val="false"/>
+                <w:color w:val="000000"/>
+                <w:sz w:val="22"/>
+                <w:szCs w:val="22"/>
+              </w:rPr>
+              <w:t xml:space="preserve">Page table translation: _______.</w:t>
             </w:r>
           </w:p>
         </w:tc>
@@ -171,30 +331,33 @@
                 <w:sz w:val="22"/>
                 <w:szCs w:val="22"/>
               </w:rPr>
-              <w:t xml:space="preserve">Page Translation And The TLB</w:t>
-            </w:r>
-          </w:p>
-        </w:tc>
-        <w:tc>
-          <w:tcPr>
-            <w:tcW w:type="pct" w:w="70%"/>
-          </w:tcPr>
-          <w:p>
-            <w:pPr>
-              <w:spacing w:after="40"/>
-            </w:pPr>
-            <w:r>
-              <w:rPr>
-                <w:rFonts w:ascii="Arial" w:cs="Arial" w:eastAsia="Arial" w:hAnsi="Arial"/>
-                <w:b w:val="false"/>
-                <w:bCs w:val="false"/>
-                <w:i w:val="false"/>
-                <w:iCs w:val="false"/>
-                <w:color w:val="000000"/>
-                <w:sz w:val="22"/>
-                <w:szCs w:val="22"/>
-              </w:rPr>
-              <w:t xml:space="preserve">Explain page translation and the tlb and connect it to page table translation.</w:t>
+              <w:t xml:space="preserve">Concept 3</w:t>
+            </w:r>
+          </w:p>
+        </w:tc>
+        <w:tc>
+          <w:tcPr>
+            <w:tcW w:type="pct" w:w="70%"/>
+            <w:tcBorders>
+              <w:left w:val="single" w:color="2E5FA3" w:sz="16"/>
+            </w:tcBorders>
+          </w:tcPr>
+          <w:p>
+            <w:pPr>
+              <w:spacing w:after="40"/>
+            </w:pPr>
+            <w:r>
+              <w:rPr>
+                <w:rFonts w:ascii="Arial" w:cs="Arial" w:eastAsia="Arial" w:hAnsi="Arial"/>
+                <w:b w:val="false"/>
+                <w:bCs w:val="false"/>
+                <w:i w:val="false"/>
+                <w:iCs w:val="false"/>
+                <w:color w:val="000000"/>
+                <w:sz w:val="22"/>
+                <w:szCs w:val="22"/>
+              </w:rPr>
+              <w:t xml:space="preserve">TLB locality: _______.</w:t>
             </w:r>
           </w:p>
         </w:tc>
@@ -220,30 +383,203 @@
                 <w:sz w:val="22"/>
                 <w:szCs w:val="22"/>
               </w:rPr>
-              <w:t xml:space="preserve">Page Translation And The TLB</w:t>
-            </w:r>
-          </w:p>
-        </w:tc>
-        <w:tc>
-          <w:tcPr>
-            <w:tcW w:type="pct" w:w="70%"/>
-          </w:tcPr>
-          <w:p>
-            <w:pPr>
-              <w:spacing w:after="40"/>
-            </w:pPr>
-            <w:r>
-              <w:rPr>
-                <w:rFonts w:ascii="Arial" w:cs="Arial" w:eastAsia="Arial" w:hAnsi="Arial"/>
-                <w:b w:val="false"/>
-                <w:bCs w:val="false"/>
-                <w:i w:val="false"/>
-                <w:iCs w:val="false"/>
-                <w:color w:val="000000"/>
-                <w:sz w:val="22"/>
-                <w:szCs w:val="22"/>
-              </w:rPr>
-              <w:t xml:space="preserve">Page Translation And The TLB: _______</w:t>
+              <w:t xml:space="preserve">Concept 4</w:t>
+            </w:r>
+          </w:p>
+        </w:tc>
+        <w:tc>
+          <w:tcPr>
+            <w:tcW w:type="pct" w:w="70%"/>
+            <w:tcBorders>
+              <w:left w:val="single" w:color="2E5FA3" w:sz="16"/>
+            </w:tcBorders>
+          </w:tcPr>
+          <w:p>
+            <w:pPr>
+              <w:spacing w:after="40"/>
+            </w:pPr>
+            <w:r>
+              <w:rPr>
+                <w:rFonts w:ascii="Arial" w:cs="Arial" w:eastAsia="Arial" w:hAnsi="Arial"/>
+                <w:b w:val="false"/>
+                <w:bCs w:val="false"/>
+                <w:i w:val="false"/>
+                <w:iCs w:val="false"/>
+                <w:color w:val="000000"/>
+                <w:sz w:val="22"/>
+                <w:szCs w:val="22"/>
+              </w:rPr>
+              <w:t xml:space="preserve">Page faults and replacement: _______.</w:t>
+            </w:r>
+          </w:p>
+        </w:tc>
+      </w:tr>
+    </w:tbl>
+    <w:tbl>
+      <w:tblPr>
+        <w:tblW w:type="pct" w:w="100%"/>
+        <w:tblBorders>
+          <w:top w:val="single" w:color="auto" w:sz="4"/>
+          <w:left w:val="single" w:color="auto" w:sz="4"/>
+          <w:bottom w:val="single" w:color="auto" w:sz="4"/>
+          <w:right w:val="single" w:color="auto" w:sz="4"/>
+          <w:insideH w:val="single" w:color="auto" w:sz="4"/>
+          <w:insideV w:val="single" w:color="auto" w:sz="4"/>
+        </w:tblBorders>
+      </w:tblPr>
+      <w:tblGrid>
+        <w:gridCol w:w="100"/>
+      </w:tblGrid>
+      <w:tr>
+        <w:tc>
+          <w:tcPr>
+            <w:shd w:fill="1F3864"/>
+          </w:tcPr>
+          <w:p>
+            <w:pPr>
+              <w:spacing w:after="0"/>
+            </w:pPr>
+            <w:r>
+              <w:rPr>
+                <w:rFonts w:ascii="Arial" w:cs="Arial" w:eastAsia="Arial" w:hAnsi="Arial"/>
+                <w:b/>
+                <w:bCs/>
+                <w:color w:val="FFFFFF"/>
+                <w:sz w:val="22"/>
+                <w:szCs w:val="22"/>
+              </w:rPr>
+              <w:t xml:space="preserve">§ </w:t>
+            </w:r>
+            <w:r>
+              <w:rPr>
+                <w:rFonts w:ascii="Arial" w:cs="Arial" w:eastAsia="Arial" w:hAnsi="Arial"/>
+                <w:b/>
+                <w:bCs/>
+                <w:color w:val="FFFFFF"/>
+                <w:sz w:val="22"/>
+                <w:szCs w:val="22"/>
+              </w:rPr>
+              <w:t xml:space="preserve">Taxonomy / Concepts</w:t>
+            </w:r>
+          </w:p>
+        </w:tc>
+      </w:tr>
+    </w:tbl>
+    <w:tbl>
+      <w:tblPr>
+        <w:tblW w:type="pct" w:w="100%"/>
+        <w:tblBorders>
+          <w:top w:val="single" w:color="auto" w:sz="4"/>
+          <w:left w:val="single" w:color="auto" w:sz="4"/>
+          <w:bottom w:val="single" w:color="auto" w:sz="4"/>
+          <w:right w:val="single" w:color="auto" w:sz="4"/>
+          <w:insideH w:val="single" w:color="auto" w:sz="4"/>
+          <w:insideV w:val="single" w:color="auto" w:sz="4"/>
+        </w:tblBorders>
+      </w:tblPr>
+      <w:tblGrid>
+        <w:gridCol w:w="100"/>
+      </w:tblGrid>
+      <w:tr>
+        <w:tc>
+          <w:tcPr>
+            <w:shd w:fill="2E5FA3"/>
+          </w:tcPr>
+          <w:p>
+            <w:pPr>
+              <w:spacing w:after="0"/>
+            </w:pPr>
+            <w:r>
+              <w:rPr>
+                <w:rFonts w:ascii="Arial" w:cs="Arial" w:eastAsia="Arial" w:hAnsi="Arial"/>
+                <w:b/>
+                <w:bCs/>
+                <w:color w:val="FFFFFF"/>
+                <w:sz w:val="22"/>
+                <w:szCs w:val="22"/>
+              </w:rPr>
+              <w:t xml:space="preserve">+ </w:t>
+            </w:r>
+            <w:r>
+              <w:rPr>
+                <w:rFonts w:ascii="Arial" w:cs="Arial" w:eastAsia="Arial" w:hAnsi="Arial"/>
+                <w:b/>
+                <w:bCs/>
+                <w:color w:val="FFFFFF"/>
+                <w:sz w:val="22"/>
+                <w:szCs w:val="22"/>
+              </w:rPr>
+              <w:t xml:space="preserve">Why Virtual Memory Exists (15 min)</w:t>
+            </w:r>
+          </w:p>
+        </w:tc>
+      </w:tr>
+    </w:tbl>
+    <w:tbl>
+      <w:tblPr>
+        <w:tblW w:type="pct" w:w="100%"/>
+        <w:tblBorders>
+          <w:top w:val="single" w:color="auto" w:sz="4"/>
+          <w:left w:val="single" w:color="auto" w:sz="4"/>
+          <w:bottom w:val="single" w:color="auto" w:sz="4"/>
+          <w:right w:val="single" w:color="auto" w:sz="4"/>
+          <w:insideH w:val="single" w:color="auto" w:sz="4"/>
+          <w:insideV w:val="single" w:color="auto" w:sz="4"/>
+        </w:tblBorders>
+      </w:tblPr>
+      <w:tblGrid>
+        <w:gridCol w:w="100"/>
+        <w:gridCol w:w="100"/>
+      </w:tblGrid>
+      <w:tr>
+        <w:tc>
+          <w:tcPr>
+            <w:tcW w:type="pct" w:w="30%"/>
+            <w:shd w:fill="2E5FA3"/>
+          </w:tcPr>
+          <w:p>
+            <w:pPr>
+              <w:spacing w:after="40"/>
+            </w:pPr>
+            <w:r>
+              <w:rPr>
+                <w:rFonts w:ascii="Arial" w:cs="Arial" w:eastAsia="Arial" w:hAnsi="Arial"/>
+                <w:b/>
+                <w:bCs/>
+                <w:i w:val="false"/>
+                <w:iCs w:val="false"/>
+                <w:color w:val="FFFFFF"/>
+                <w:sz w:val="22"/>
+                <w:szCs w:val="22"/>
+              </w:rPr>
+              <w:t xml:space="preserve">Why Virtual Memory Exists anchor</w:t>
+            </w:r>
+          </w:p>
+        </w:tc>
+        <w:tc>
+          <w:tcPr>
+            <w:tcW w:type="pct" w:w="70%"/>
+            <w:tcBorders>
+              <w:left w:val="single" w:color="2E5FA3" w:sz="16"/>
+            </w:tcBorders>
+            <w:shd w:fill="EBF3FB"/>
+          </w:tcPr>
+          <w:p>
+            <w:pPr>
+              <w:spacing w:after="40"/>
+            </w:pPr>
+            <w:r>
+              <w:rPr>
+                <w:rFonts w:ascii="Arial" w:cs="Arial" w:eastAsia="Arial" w:hAnsi="Arial"/>
+                <w:b w:val="false"/>
+                <w:bCs w:val="false"/>
+                <w:i w:val="false"/>
+                <w:iCs w:val="false"/>
+                <w:color w:val="000000"/>
+                <w:sz w:val="22"/>
+                <w:szCs w:val="22"/>
+              </w:rPr>
+              <w:t xml:space="preserve">Why Virtual Memory Exists: capture the anchor claim from the projected slide. Keep the high-value definition or conclusion for in-class completion.</w:t>
             </w:r>
           </w:p>
         </w:tc>
@@ -269,30 +605,33 @@
                 <w:sz w:val="22"/>
                 <w:szCs w:val="22"/>
               </w:rPr>
-              <w:t xml:space="preserve">Page Faults And Thrashing</w:t>
-            </w:r>
-          </w:p>
-        </w:tc>
-        <w:tc>
-          <w:tcPr>
-            <w:tcW w:type="pct" w:w="70%"/>
-          </w:tcPr>
-          <w:p>
-            <w:pPr>
-              <w:spacing w:after="40"/>
-            </w:pPr>
-            <w:r>
-              <w:rPr>
-                <w:rFonts w:ascii="Arial" w:cs="Arial" w:eastAsia="Arial" w:hAnsi="Arial"/>
-                <w:b w:val="false"/>
-                <w:bCs w:val="false"/>
-                <w:i w:val="false"/>
-                <w:iCs w:val="false"/>
-                <w:color w:val="000000"/>
-                <w:sz w:val="22"/>
-                <w:szCs w:val="22"/>
-              </w:rPr>
-              <w:t xml:space="preserve">Explain page faults and thrashing and connect it to TLB locality.</w:t>
+              <w:t xml:space="preserve">Why it matters</w:t>
+            </w:r>
+          </w:p>
+        </w:tc>
+        <w:tc>
+          <w:tcPr>
+            <w:tcW w:type="pct" w:w="70%"/>
+            <w:tcBorders>
+              <w:left w:val="single" w:color="2E5FA3" w:sz="16"/>
+            </w:tcBorders>
+          </w:tcPr>
+          <w:p>
+            <w:pPr>
+              <w:spacing w:after="40"/>
+            </w:pPr>
+            <w:r>
+              <w:rPr>
+                <w:rFonts w:ascii="Arial" w:cs="Arial" w:eastAsia="Arial" w:hAnsi="Arial"/>
+                <w:b w:val="false"/>
+                <w:bCs w:val="false"/>
+                <w:i w:val="false"/>
+                <w:iCs w:val="false"/>
+                <w:color w:val="000000"/>
+                <w:sz w:val="22"/>
+                <w:szCs w:val="22"/>
+              </w:rPr>
+              <w:t xml:space="preserve">Frame the abstraction: each process sees a clean private address space while the OS manages sharing and fragmentation underneath. Key conclusion: _______.</w:t>
             </w:r>
           </w:p>
         </w:tc>
@@ -318,30 +657,2101 @@
                 <w:sz w:val="22"/>
                 <w:szCs w:val="22"/>
               </w:rPr>
-              <w:t xml:space="preserve">Page Faults And Thrashing</w:t>
-            </w:r>
-          </w:p>
-        </w:tc>
-        <w:tc>
-          <w:tcPr>
-            <w:tcW w:type="pct" w:w="70%"/>
-          </w:tcPr>
-          <w:p>
-            <w:pPr>
-              <w:spacing w:after="40"/>
-            </w:pPr>
-            <w:r>
-              <w:rPr>
-                <w:rFonts w:ascii="Arial" w:cs="Arial" w:eastAsia="Arial" w:hAnsi="Arial"/>
-                <w:b w:val="false"/>
-                <w:bCs w:val="false"/>
-                <w:i w:val="false"/>
-                <w:iCs w:val="false"/>
-                <w:color w:val="000000"/>
-                <w:sz w:val="22"/>
-                <w:szCs w:val="22"/>
-              </w:rPr>
-              <w:t xml:space="preserve">Page Faults And Thrashing: _______</w:t>
+              <w:t xml:space="preserve">Point 1</w:t>
+            </w:r>
+          </w:p>
+        </w:tc>
+        <w:tc>
+          <w:tcPr>
+            <w:tcW w:type="pct" w:w="70%"/>
+            <w:tcBorders>
+              <w:left w:val="single" w:color="2E5FA3" w:sz="16"/>
+            </w:tcBorders>
+          </w:tcPr>
+          <w:p>
+            <w:pPr>
+              <w:spacing w:after="40"/>
+            </w:pPr>
+            <w:r>
+              <w:rPr>
+                <w:rFonts w:ascii="Arial" w:cs="Arial" w:eastAsia="Arial" w:hAnsi="Arial"/>
+                <w:b w:val="false"/>
+                <w:bCs w:val="false"/>
+                <w:i w:val="false"/>
+                <w:iCs w:val="false"/>
+                <w:color w:val="000000"/>
+                <w:sz w:val="22"/>
+                <w:szCs w:val="22"/>
+              </w:rPr>
+              <w:t xml:space="preserve">Isolation and protection are easier with per-process virtual address spaces: _______.</w:t>
+            </w:r>
+          </w:p>
+        </w:tc>
+      </w:tr>
+      <w:tr>
+        <w:tc>
+          <w:tcPr>
+            <w:tcW w:type="pct" w:w="30%"/>
+            <w:shd w:fill="F0F4FA"/>
+          </w:tcPr>
+          <w:p>
+            <w:pPr>
+              <w:spacing w:after="40"/>
+            </w:pPr>
+            <w:r>
+              <w:rPr>
+                <w:rFonts w:ascii="Arial" w:cs="Arial" w:eastAsia="Arial" w:hAnsi="Arial"/>
+                <w:b/>
+                <w:bCs/>
+                <w:i w:val="false"/>
+                <w:iCs w:val="false"/>
+                <w:color w:val="1F3864"/>
+                <w:sz w:val="22"/>
+                <w:szCs w:val="22"/>
+              </w:rPr>
+              <w:t xml:space="preserve">Point 2</w:t>
+            </w:r>
+          </w:p>
+        </w:tc>
+        <w:tc>
+          <w:tcPr>
+            <w:tcW w:type="pct" w:w="70%"/>
+            <w:tcBorders>
+              <w:left w:val="single" w:color="2E5FA3" w:sz="16"/>
+            </w:tcBorders>
+          </w:tcPr>
+          <w:p>
+            <w:pPr>
+              <w:spacing w:after="40"/>
+            </w:pPr>
+            <w:r>
+              <w:rPr>
+                <w:rFonts w:ascii="Arial" w:cs="Arial" w:eastAsia="Arial" w:hAnsi="Arial"/>
+                <w:b w:val="false"/>
+                <w:bCs w:val="false"/>
+                <w:i w:val="false"/>
+                <w:iCs w:val="false"/>
+                <w:color w:val="000000"/>
+                <w:sz w:val="22"/>
+                <w:szCs w:val="22"/>
+              </w:rPr>
+              <w:t xml:space="preserve">Physical memory allocation is too constrained to expose directly to user processes: _______.</w:t>
+            </w:r>
+          </w:p>
+        </w:tc>
+      </w:tr>
+      <w:tr>
+        <w:tc>
+          <w:tcPr>
+            <w:tcW w:type="pct" w:w="30%"/>
+            <w:shd w:fill="F0F4FA"/>
+          </w:tcPr>
+          <w:p>
+            <w:pPr>
+              <w:spacing w:after="40"/>
+            </w:pPr>
+            <w:r>
+              <w:rPr>
+                <w:rFonts w:ascii="Arial" w:cs="Arial" w:eastAsia="Arial" w:hAnsi="Arial"/>
+                <w:b/>
+                <w:bCs/>
+                <w:i w:val="false"/>
+                <w:iCs w:val="false"/>
+                <w:color w:val="1F3864"/>
+                <w:sz w:val="22"/>
+                <w:szCs w:val="22"/>
+              </w:rPr>
+              <w:t xml:space="preserve">Point 3</w:t>
+            </w:r>
+          </w:p>
+        </w:tc>
+        <w:tc>
+          <w:tcPr>
+            <w:tcW w:type="pct" w:w="70%"/>
+            <w:tcBorders>
+              <w:left w:val="single" w:color="2E5FA3" w:sz="16"/>
+            </w:tcBorders>
+          </w:tcPr>
+          <w:p>
+            <w:pPr>
+              <w:spacing w:after="40"/>
+            </w:pPr>
+            <w:r>
+              <w:rPr>
+                <w:rFonts w:ascii="Arial" w:cs="Arial" w:eastAsia="Arial" w:hAnsi="Arial"/>
+                <w:b w:val="false"/>
+                <w:bCs w:val="false"/>
+                <w:i w:val="false"/>
+                <w:iCs w:val="false"/>
+                <w:color w:val="000000"/>
+                <w:sz w:val="22"/>
+                <w:szCs w:val="22"/>
+              </w:rPr>
+              <w:t xml:space="preserve">The abstraction allows programs to be written without knowing physical placement: _______.</w:t>
+            </w:r>
+          </w:p>
+        </w:tc>
+      </w:tr>
+      <w:tr>
+        <w:tc>
+          <w:tcPr>
+            <w:tcW w:type="pct" w:w="30%"/>
+            <w:shd w:fill="F0F4FA"/>
+          </w:tcPr>
+          <w:p>
+            <w:pPr>
+              <w:spacing w:after="40"/>
+            </w:pPr>
+            <w:r>
+              <w:rPr>
+                <w:rFonts w:ascii="Arial" w:cs="Arial" w:eastAsia="Arial" w:hAnsi="Arial"/>
+                <w:b/>
+                <w:bCs/>
+                <w:i w:val="false"/>
+                <w:iCs w:val="false"/>
+                <w:color w:val="1F3864"/>
+                <w:sz w:val="22"/>
+                <w:szCs w:val="22"/>
+              </w:rPr>
+              <w:t xml:space="preserve">Core abstraction</w:t>
+            </w:r>
+          </w:p>
+        </w:tc>
+        <w:tc>
+          <w:tcPr>
+            <w:tcW w:type="pct" w:w="70%"/>
+            <w:tcBorders>
+              <w:left w:val="single" w:color="2E5FA3" w:sz="16"/>
+            </w:tcBorders>
+          </w:tcPr>
+          <w:p>
+            <w:pPr>
+              <w:spacing w:after="40"/>
+            </w:pPr>
+            <w:r>
+              <w:rPr>
+                <w:rFonts w:ascii="Arial" w:cs="Arial" w:eastAsia="Arial" w:hAnsi="Arial"/>
+                <w:b w:val="false"/>
+                <w:bCs w:val="false"/>
+                <w:i w:val="false"/>
+                <w:iCs w:val="false"/>
+                <w:color w:val="000000"/>
+                <w:sz w:val="22"/>
+                <w:szCs w:val="22"/>
+              </w:rPr>
+              <w:t xml:space="preserve">Each process sees a private _______ address space while the OS maps it onto physical memory.</w:t>
+            </w:r>
+          </w:p>
+        </w:tc>
+      </w:tr>
+    </w:tbl>
+    <w:tbl>
+      <w:tblPr>
+        <w:tblW w:type="pct" w:w="100%"/>
+        <w:tblBorders>
+          <w:top w:val="single" w:color="auto" w:sz="4"/>
+          <w:left w:val="single" w:color="auto" w:sz="4"/>
+          <w:bottom w:val="single" w:color="auto" w:sz="4"/>
+          <w:right w:val="single" w:color="auto" w:sz="4"/>
+          <w:insideH w:val="single" w:color="auto" w:sz="4"/>
+          <w:insideV w:val="single" w:color="auto" w:sz="4"/>
+        </w:tblBorders>
+      </w:tblPr>
+      <w:tblGrid>
+        <w:gridCol w:w="100"/>
+      </w:tblGrid>
+      <w:tr>
+        <w:tc>
+          <w:tcPr>
+            <w:shd w:fill="2E5FA3"/>
+          </w:tcPr>
+          <w:p>
+            <w:pPr>
+              <w:spacing w:after="0"/>
+            </w:pPr>
+            <w:r>
+              <w:rPr>
+                <w:rFonts w:ascii="Arial" w:cs="Arial" w:eastAsia="Arial" w:hAnsi="Arial"/>
+                <w:b/>
+                <w:bCs/>
+                <w:color w:val="FFFFFF"/>
+                <w:sz w:val="22"/>
+                <w:szCs w:val="22"/>
+              </w:rPr>
+              <w:t xml:space="preserve">+ </w:t>
+            </w:r>
+            <w:r>
+              <w:rPr>
+                <w:rFonts w:ascii="Arial" w:cs="Arial" w:eastAsia="Arial" w:hAnsi="Arial"/>
+                <w:b/>
+                <w:bCs/>
+                <w:color w:val="FFFFFF"/>
+                <w:sz w:val="22"/>
+                <w:szCs w:val="22"/>
+              </w:rPr>
+              <w:t xml:space="preserve">Page Translation and the TLB (30 min)</w:t>
+            </w:r>
+          </w:p>
+        </w:tc>
+      </w:tr>
+    </w:tbl>
+    <w:tbl>
+      <w:tblPr>
+        <w:tblW w:type="pct" w:w="100%"/>
+        <w:tblBorders>
+          <w:top w:val="single" w:color="auto" w:sz="4"/>
+          <w:left w:val="single" w:color="auto" w:sz="4"/>
+          <w:bottom w:val="single" w:color="auto" w:sz="4"/>
+          <w:right w:val="single" w:color="auto" w:sz="4"/>
+          <w:insideH w:val="single" w:color="auto" w:sz="4"/>
+          <w:insideV w:val="single" w:color="auto" w:sz="4"/>
+        </w:tblBorders>
+      </w:tblPr>
+      <w:tblGrid>
+        <w:gridCol w:w="100"/>
+        <w:gridCol w:w="100"/>
+      </w:tblGrid>
+      <w:tr>
+        <w:tc>
+          <w:tcPr>
+            <w:tcW w:type="pct" w:w="30%"/>
+            <w:shd w:fill="2E5FA3"/>
+          </w:tcPr>
+          <w:p>
+            <w:pPr>
+              <w:spacing w:after="40"/>
+            </w:pPr>
+            <w:r>
+              <w:rPr>
+                <w:rFonts w:ascii="Arial" w:cs="Arial" w:eastAsia="Arial" w:hAnsi="Arial"/>
+                <w:b/>
+                <w:bCs/>
+                <w:i w:val="false"/>
+                <w:iCs w:val="false"/>
+                <w:color w:val="FFFFFF"/>
+                <w:sz w:val="22"/>
+                <w:szCs w:val="22"/>
+              </w:rPr>
+              <w:t xml:space="preserve">Page Translation and the TLB anchor</w:t>
+            </w:r>
+          </w:p>
+        </w:tc>
+        <w:tc>
+          <w:tcPr>
+            <w:tcW w:type="pct" w:w="70%"/>
+            <w:tcBorders>
+              <w:left w:val="single" w:color="2E5FA3" w:sz="16"/>
+            </w:tcBorders>
+            <w:shd w:fill="EBF3FB"/>
+          </w:tcPr>
+          <w:p>
+            <w:pPr>
+              <w:spacing w:after="40"/>
+            </w:pPr>
+            <w:r>
+              <w:rPr>
+                <w:rFonts w:ascii="Arial" w:cs="Arial" w:eastAsia="Arial" w:hAnsi="Arial"/>
+                <w:b w:val="false"/>
+                <w:bCs w:val="false"/>
+                <w:i w:val="false"/>
+                <w:iCs w:val="false"/>
+                <w:color w:val="000000"/>
+                <w:sz w:val="22"/>
+                <w:szCs w:val="22"/>
+              </w:rPr>
+              <w:t xml:space="preserve">Page Translation and the TLB: capture the anchor claim from the projected slide. Keep the high-value definition or conclusion for in-class completion.</w:t>
+            </w:r>
+          </w:p>
+        </w:tc>
+      </w:tr>
+      <w:tr>
+        <w:tc>
+          <w:tcPr>
+            <w:tcW w:type="pct" w:w="30%"/>
+            <w:shd w:fill="F0F4FA"/>
+          </w:tcPr>
+          <w:p>
+            <w:pPr>
+              <w:spacing w:after="40"/>
+            </w:pPr>
+            <w:r>
+              <w:rPr>
+                <w:rFonts w:ascii="Arial" w:cs="Arial" w:eastAsia="Arial" w:hAnsi="Arial"/>
+                <w:b/>
+                <w:bCs/>
+                <w:i w:val="false"/>
+                <w:iCs w:val="false"/>
+                <w:color w:val="1F3864"/>
+                <w:sz w:val="22"/>
+                <w:szCs w:val="22"/>
+              </w:rPr>
+              <w:t xml:space="preserve">Why it matters</w:t>
+            </w:r>
+          </w:p>
+        </w:tc>
+        <w:tc>
+          <w:tcPr>
+            <w:tcW w:type="pct" w:w="70%"/>
+            <w:tcBorders>
+              <w:left w:val="single" w:color="2E5FA3" w:sz="16"/>
+            </w:tcBorders>
+          </w:tcPr>
+          <w:p>
+            <w:pPr>
+              <w:spacing w:after="40"/>
+            </w:pPr>
+            <w:r>
+              <w:rPr>
+                <w:rFonts w:ascii="Arial" w:cs="Arial" w:eastAsia="Arial" w:hAnsi="Arial"/>
+                <w:b w:val="false"/>
+                <w:bCs w:val="false"/>
+                <w:i w:val="false"/>
+                <w:iCs w:val="false"/>
+                <w:color w:val="000000"/>
+                <w:sz w:val="22"/>
+                <w:szCs w:val="22"/>
+              </w:rPr>
+              <w:t xml:space="preserve">Break down address translation, page table lookup, and why TLB locality determines whether paging is cheap or painful. Key conclusion: _______.</w:t>
+            </w:r>
+          </w:p>
+        </w:tc>
+      </w:tr>
+      <w:tr>
+        <w:tc>
+          <w:tcPr>
+            <w:tcW w:type="pct" w:w="30%"/>
+            <w:shd w:fill="F0F4FA"/>
+          </w:tcPr>
+          <w:p>
+            <w:pPr>
+              <w:spacing w:after="40"/>
+            </w:pPr>
+            <w:r>
+              <w:rPr>
+                <w:rFonts w:ascii="Arial" w:cs="Arial" w:eastAsia="Arial" w:hAnsi="Arial"/>
+                <w:b/>
+                <w:bCs/>
+                <w:i w:val="false"/>
+                <w:iCs w:val="false"/>
+                <w:color w:val="1F3864"/>
+                <w:sz w:val="22"/>
+                <w:szCs w:val="22"/>
+              </w:rPr>
+              <w:t xml:space="preserve">Point 1</w:t>
+            </w:r>
+          </w:p>
+        </w:tc>
+        <w:tc>
+          <w:tcPr>
+            <w:tcW w:type="pct" w:w="70%"/>
+            <w:tcBorders>
+              <w:left w:val="single" w:color="2E5FA3" w:sz="16"/>
+            </w:tcBorders>
+          </w:tcPr>
+          <w:p>
+            <w:pPr>
+              <w:spacing w:after="40"/>
+            </w:pPr>
+            <w:r>
+              <w:rPr>
+                <w:rFonts w:ascii="Arial" w:cs="Arial" w:eastAsia="Arial" w:hAnsi="Arial"/>
+                <w:b w:val="false"/>
+                <w:bCs w:val="false"/>
+                <w:i w:val="false"/>
+                <w:iCs w:val="false"/>
+                <w:color w:val="000000"/>
+                <w:sz w:val="22"/>
+                <w:szCs w:val="22"/>
+              </w:rPr>
+              <w:t xml:space="preserve">A virtual address splits into page number and offset: _______.</w:t>
+            </w:r>
+          </w:p>
+        </w:tc>
+      </w:tr>
+      <w:tr>
+        <w:tc>
+          <w:tcPr>
+            <w:tcW w:type="pct" w:w="30%"/>
+            <w:shd w:fill="F0F4FA"/>
+          </w:tcPr>
+          <w:p>
+            <w:pPr>
+              <w:spacing w:after="40"/>
+            </w:pPr>
+            <w:r>
+              <w:rPr>
+                <w:rFonts w:ascii="Arial" w:cs="Arial" w:eastAsia="Arial" w:hAnsi="Arial"/>
+                <w:b/>
+                <w:bCs/>
+                <w:i w:val="false"/>
+                <w:iCs w:val="false"/>
+                <w:color w:val="1F3864"/>
+                <w:sz w:val="22"/>
+                <w:szCs w:val="22"/>
+              </w:rPr>
+              <w:t xml:space="preserve">Point 2</w:t>
+            </w:r>
+          </w:p>
+        </w:tc>
+        <w:tc>
+          <w:tcPr>
+            <w:tcW w:type="pct" w:w="70%"/>
+            <w:tcBorders>
+              <w:left w:val="single" w:color="2E5FA3" w:sz="16"/>
+            </w:tcBorders>
+          </w:tcPr>
+          <w:p>
+            <w:pPr>
+              <w:spacing w:after="40"/>
+            </w:pPr>
+            <w:r>
+              <w:rPr>
+                <w:rFonts w:ascii="Arial" w:cs="Arial" w:eastAsia="Arial" w:hAnsi="Arial"/>
+                <w:b w:val="false"/>
+                <w:bCs w:val="false"/>
+                <w:i w:val="false"/>
+                <w:iCs w:val="false"/>
+                <w:color w:val="000000"/>
+                <w:sz w:val="22"/>
+                <w:szCs w:val="22"/>
+              </w:rPr>
+              <w:t xml:space="preserve">The TLB caches recent translations to avoid repeated page table walks: _______.</w:t>
+            </w:r>
+          </w:p>
+        </w:tc>
+      </w:tr>
+      <w:tr>
+        <w:tc>
+          <w:tcPr>
+            <w:tcW w:type="pct" w:w="30%"/>
+            <w:shd w:fill="F0F4FA"/>
+          </w:tcPr>
+          <w:p>
+            <w:pPr>
+              <w:spacing w:after="40"/>
+            </w:pPr>
+            <w:r>
+              <w:rPr>
+                <w:rFonts w:ascii="Arial" w:cs="Arial" w:eastAsia="Arial" w:hAnsi="Arial"/>
+                <w:b/>
+                <w:bCs/>
+                <w:i w:val="false"/>
+                <w:iCs w:val="false"/>
+                <w:color w:val="1F3864"/>
+                <w:sz w:val="22"/>
+                <w:szCs w:val="22"/>
+              </w:rPr>
+              <w:t xml:space="preserve">Point 3</w:t>
+            </w:r>
+          </w:p>
+        </w:tc>
+        <w:tc>
+          <w:tcPr>
+            <w:tcW w:type="pct" w:w="70%"/>
+            <w:tcBorders>
+              <w:left w:val="single" w:color="2E5FA3" w:sz="16"/>
+            </w:tcBorders>
+          </w:tcPr>
+          <w:p>
+            <w:pPr>
+              <w:spacing w:after="40"/>
+            </w:pPr>
+            <w:r>
+              <w:rPr>
+                <w:rFonts w:ascii="Arial" w:cs="Arial" w:eastAsia="Arial" w:hAnsi="Arial"/>
+                <w:b w:val="false"/>
+                <w:bCs w:val="false"/>
+                <w:i w:val="false"/>
+                <w:iCs w:val="false"/>
+                <w:color w:val="000000"/>
+                <w:sz w:val="22"/>
+                <w:szCs w:val="22"/>
+              </w:rPr>
+              <w:t xml:space="preserve">TLB misses amplify the real cost of memory references: _______.</w:t>
+            </w:r>
+          </w:p>
+        </w:tc>
+      </w:tr>
+      <w:tr>
+        <w:tc>
+          <w:tcPr>
+            <w:tcW w:type="pct" w:w="30%"/>
+            <w:shd w:fill="F0F4FA"/>
+          </w:tcPr>
+          <w:p>
+            <w:pPr>
+              <w:spacing w:after="40"/>
+            </w:pPr>
+            <w:r>
+              <w:rPr>
+                <w:rFonts w:ascii="Arial" w:cs="Arial" w:eastAsia="Arial" w:hAnsi="Arial"/>
+                <w:b/>
+                <w:bCs/>
+                <w:i w:val="false"/>
+                <w:iCs w:val="false"/>
+                <w:color w:val="1F3864"/>
+                <w:sz w:val="22"/>
+                <w:szCs w:val="22"/>
+              </w:rPr>
+              <w:t xml:space="preserve">Address format</w:t>
+            </w:r>
+          </w:p>
+        </w:tc>
+        <w:tc>
+          <w:tcPr>
+            <w:tcW w:type="pct" w:w="70%"/>
+            <w:tcBorders>
+              <w:left w:val="single" w:color="2E5FA3" w:sz="16"/>
+            </w:tcBorders>
+          </w:tcPr>
+          <w:p>
+            <w:pPr>
+              <w:spacing w:after="40"/>
+            </w:pPr>
+            <w:r>
+              <w:rPr>
+                <w:rFonts w:ascii="Arial" w:cs="Arial" w:eastAsia="Arial" w:hAnsi="Arial"/>
+                <w:b w:val="false"/>
+                <w:bCs w:val="false"/>
+                <w:i w:val="false"/>
+                <w:iCs w:val="false"/>
+                <w:color w:val="000000"/>
+                <w:sz w:val="22"/>
+                <w:szCs w:val="22"/>
+              </w:rPr>
+              <w:t xml:space="preserve">Virtual address = page number + _______.</w:t>
+            </w:r>
+          </w:p>
+        </w:tc>
+      </w:tr>
+      <w:tr>
+        <w:tc>
+          <w:tcPr>
+            <w:tcW w:type="pct" w:w="30%"/>
+            <w:shd w:fill="F0F4FA"/>
+          </w:tcPr>
+          <w:p>
+            <w:pPr>
+              <w:spacing w:after="40"/>
+            </w:pPr>
+            <w:r>
+              <w:rPr>
+                <w:rFonts w:ascii="Arial" w:cs="Arial" w:eastAsia="Arial" w:hAnsi="Arial"/>
+                <w:b/>
+                <w:bCs/>
+                <w:i w:val="false"/>
+                <w:iCs w:val="false"/>
+                <w:color w:val="1F3864"/>
+                <w:sz w:val="22"/>
+                <w:szCs w:val="22"/>
+              </w:rPr>
+              <w:t xml:space="preserve">TLB role</w:t>
+            </w:r>
+          </w:p>
+        </w:tc>
+        <w:tc>
+          <w:tcPr>
+            <w:tcW w:type="pct" w:w="70%"/>
+            <w:tcBorders>
+              <w:left w:val="single" w:color="2E5FA3" w:sz="16"/>
+            </w:tcBorders>
+          </w:tcPr>
+          <w:p>
+            <w:pPr>
+              <w:spacing w:after="40"/>
+            </w:pPr>
+            <w:r>
+              <w:rPr>
+                <w:rFonts w:ascii="Arial" w:cs="Arial" w:eastAsia="Arial" w:hAnsi="Arial"/>
+                <w:b w:val="false"/>
+                <w:bCs w:val="false"/>
+                <w:i w:val="false"/>
+                <w:iCs w:val="false"/>
+                <w:color w:val="000000"/>
+                <w:sz w:val="22"/>
+                <w:szCs w:val="22"/>
+              </w:rPr>
+              <w:t xml:space="preserve">The TLB caches recent page-table _______.</w:t>
+            </w:r>
+          </w:p>
+        </w:tc>
+      </w:tr>
+    </w:tbl>
+    <w:tbl>
+      <w:tblPr>
+        <w:tblW w:type="pct" w:w="100%"/>
+        <w:tblBorders>
+          <w:top w:val="single" w:color="auto" w:sz="4"/>
+          <w:left w:val="single" w:color="auto" w:sz="4"/>
+          <w:bottom w:val="single" w:color="auto" w:sz="4"/>
+          <w:right w:val="single" w:color="auto" w:sz="4"/>
+          <w:insideH w:val="single" w:color="auto" w:sz="4"/>
+          <w:insideV w:val="single" w:color="auto" w:sz="4"/>
+        </w:tblBorders>
+      </w:tblPr>
+      <w:tblGrid>
+        <w:gridCol w:w="100"/>
+      </w:tblGrid>
+      <w:tr>
+        <w:tc>
+          <w:tcPr>
+            <w:shd w:fill="2E5FA3"/>
+          </w:tcPr>
+          <w:p>
+            <w:pPr>
+              <w:spacing w:after="0"/>
+            </w:pPr>
+            <w:r>
+              <w:rPr>
+                <w:rFonts w:ascii="Arial" w:cs="Arial" w:eastAsia="Arial" w:hAnsi="Arial"/>
+                <w:b/>
+                <w:bCs/>
+                <w:color w:val="FFFFFF"/>
+                <w:sz w:val="22"/>
+                <w:szCs w:val="22"/>
+              </w:rPr>
+              <w:t xml:space="preserve">+ </w:t>
+            </w:r>
+            <w:r>
+              <w:rPr>
+                <w:rFonts w:ascii="Arial" w:cs="Arial" w:eastAsia="Arial" w:hAnsi="Arial"/>
+                <w:b/>
+                <w:bCs/>
+                <w:color w:val="FFFFFF"/>
+                <w:sz w:val="22"/>
+                <w:szCs w:val="22"/>
+              </w:rPr>
+              <w:t xml:space="preserve">Page Faults, Replacement, and Thrashing (20 min)</w:t>
+            </w:r>
+          </w:p>
+        </w:tc>
+      </w:tr>
+    </w:tbl>
+    <w:tbl>
+      <w:tblPr>
+        <w:tblW w:type="pct" w:w="100%"/>
+        <w:tblBorders>
+          <w:top w:val="single" w:color="auto" w:sz="4"/>
+          <w:left w:val="single" w:color="auto" w:sz="4"/>
+          <w:bottom w:val="single" w:color="auto" w:sz="4"/>
+          <w:right w:val="single" w:color="auto" w:sz="4"/>
+          <w:insideH w:val="single" w:color="auto" w:sz="4"/>
+          <w:insideV w:val="single" w:color="auto" w:sz="4"/>
+        </w:tblBorders>
+      </w:tblPr>
+      <w:tblGrid>
+        <w:gridCol w:w="100"/>
+        <w:gridCol w:w="100"/>
+      </w:tblGrid>
+      <w:tr>
+        <w:tc>
+          <w:tcPr>
+            <w:tcW w:type="pct" w:w="30%"/>
+            <w:shd w:fill="2E5FA3"/>
+          </w:tcPr>
+          <w:p>
+            <w:pPr>
+              <w:spacing w:after="40"/>
+            </w:pPr>
+            <w:r>
+              <w:rPr>
+                <w:rFonts w:ascii="Arial" w:cs="Arial" w:eastAsia="Arial" w:hAnsi="Arial"/>
+                <w:b/>
+                <w:bCs/>
+                <w:i w:val="false"/>
+                <w:iCs w:val="false"/>
+                <w:color w:val="FFFFFF"/>
+                <w:sz w:val="22"/>
+                <w:szCs w:val="22"/>
+              </w:rPr>
+              <w:t xml:space="preserve">Page Faults, Replacement, and Thrashing anchor</w:t>
+            </w:r>
+          </w:p>
+        </w:tc>
+        <w:tc>
+          <w:tcPr>
+            <w:tcW w:type="pct" w:w="70%"/>
+            <w:tcBorders>
+              <w:left w:val="single" w:color="2E5FA3" w:sz="16"/>
+            </w:tcBorders>
+            <w:shd w:fill="EBF3FB"/>
+          </w:tcPr>
+          <w:p>
+            <w:pPr>
+              <w:spacing w:after="40"/>
+            </w:pPr>
+            <w:r>
+              <w:rPr>
+                <w:rFonts w:ascii="Arial" w:cs="Arial" w:eastAsia="Arial" w:hAnsi="Arial"/>
+                <w:b w:val="false"/>
+                <w:bCs w:val="false"/>
+                <w:i w:val="false"/>
+                <w:iCs w:val="false"/>
+                <w:color w:val="000000"/>
+                <w:sz w:val="22"/>
+                <w:szCs w:val="22"/>
+              </w:rPr>
+              <w:t xml:space="preserve">Page Faults, Replacement, and Thrashing: capture the anchor claim from the projected slide. Keep the high-value definition or conclusion for in-class completion.</w:t>
+            </w:r>
+          </w:p>
+        </w:tc>
+      </w:tr>
+      <w:tr>
+        <w:tc>
+          <w:tcPr>
+            <w:tcW w:type="pct" w:w="30%"/>
+            <w:shd w:fill="F0F4FA"/>
+          </w:tcPr>
+          <w:p>
+            <w:pPr>
+              <w:spacing w:after="40"/>
+            </w:pPr>
+            <w:r>
+              <w:rPr>
+                <w:rFonts w:ascii="Arial" w:cs="Arial" w:eastAsia="Arial" w:hAnsi="Arial"/>
+                <w:b/>
+                <w:bCs/>
+                <w:i w:val="false"/>
+                <w:iCs w:val="false"/>
+                <w:color w:val="1F3864"/>
+                <w:sz w:val="22"/>
+                <w:szCs w:val="22"/>
+              </w:rPr>
+              <w:t xml:space="preserve">Why it matters</w:t>
+            </w:r>
+          </w:p>
+        </w:tc>
+        <w:tc>
+          <w:tcPr>
+            <w:tcW w:type="pct" w:w="70%"/>
+            <w:tcBorders>
+              <w:left w:val="single" w:color="2E5FA3" w:sz="16"/>
+            </w:tcBorders>
+          </w:tcPr>
+          <w:p>
+            <w:pPr>
+              <w:spacing w:after="40"/>
+            </w:pPr>
+            <w:r>
+              <w:rPr>
+                <w:rFonts w:ascii="Arial" w:cs="Arial" w:eastAsia="Arial" w:hAnsi="Arial"/>
+                <w:b w:val="false"/>
+                <w:bCs w:val="false"/>
+                <w:i w:val="false"/>
+                <w:iCs w:val="false"/>
+                <w:color w:val="000000"/>
+                <w:sz w:val="22"/>
+                <w:szCs w:val="22"/>
+              </w:rPr>
+              <w:t xml:space="preserve">Connect VM policy decisions to runtime behavior by showing page faults, replacement pressure, and collapse under poor locality. Key conclusion: _______.</w:t>
+            </w:r>
+          </w:p>
+        </w:tc>
+      </w:tr>
+      <w:tr>
+        <w:tc>
+          <w:tcPr>
+            <w:tcW w:type="pct" w:w="30%"/>
+            <w:shd w:fill="F0F4FA"/>
+          </w:tcPr>
+          <w:p>
+            <w:pPr>
+              <w:spacing w:after="40"/>
+            </w:pPr>
+            <w:r>
+              <w:rPr>
+                <w:rFonts w:ascii="Arial" w:cs="Arial" w:eastAsia="Arial" w:hAnsi="Arial"/>
+                <w:b/>
+                <w:bCs/>
+                <w:i w:val="false"/>
+                <w:iCs w:val="false"/>
+                <w:color w:val="1F3864"/>
+                <w:sz w:val="22"/>
+                <w:szCs w:val="22"/>
+              </w:rPr>
+              <w:t xml:space="preserve">Point 1</w:t>
+            </w:r>
+          </w:p>
+        </w:tc>
+        <w:tc>
+          <w:tcPr>
+            <w:tcW w:type="pct" w:w="70%"/>
+            <w:tcBorders>
+              <w:left w:val="single" w:color="2E5FA3" w:sz="16"/>
+            </w:tcBorders>
+          </w:tcPr>
+          <w:p>
+            <w:pPr>
+              <w:spacing w:after="40"/>
+            </w:pPr>
+            <w:r>
+              <w:rPr>
+                <w:rFonts w:ascii="Arial" w:cs="Arial" w:eastAsia="Arial" w:hAnsi="Arial"/>
+                <w:b w:val="false"/>
+                <w:bCs w:val="false"/>
+                <w:i w:val="false"/>
+                <w:iCs w:val="false"/>
+                <w:color w:val="000000"/>
+                <w:sz w:val="22"/>
+                <w:szCs w:val="22"/>
+              </w:rPr>
+              <w:t xml:space="preserve">A page fault transfers control to the OS when the needed page is absent: _______.</w:t>
+            </w:r>
+          </w:p>
+        </w:tc>
+      </w:tr>
+      <w:tr>
+        <w:tc>
+          <w:tcPr>
+            <w:tcW w:type="pct" w:w="30%"/>
+            <w:shd w:fill="F0F4FA"/>
+          </w:tcPr>
+          <w:p>
+            <w:pPr>
+              <w:spacing w:after="40"/>
+            </w:pPr>
+            <w:r>
+              <w:rPr>
+                <w:rFonts w:ascii="Arial" w:cs="Arial" w:eastAsia="Arial" w:hAnsi="Arial"/>
+                <w:b/>
+                <w:bCs/>
+                <w:i w:val="false"/>
+                <w:iCs w:val="false"/>
+                <w:color w:val="1F3864"/>
+                <w:sz w:val="22"/>
+                <w:szCs w:val="22"/>
+              </w:rPr>
+              <w:t xml:space="preserve">Point 2</w:t>
+            </w:r>
+          </w:p>
+        </w:tc>
+        <w:tc>
+          <w:tcPr>
+            <w:tcW w:type="pct" w:w="70%"/>
+            <w:tcBorders>
+              <w:left w:val="single" w:color="2E5FA3" w:sz="16"/>
+            </w:tcBorders>
+          </w:tcPr>
+          <w:p>
+            <w:pPr>
+              <w:spacing w:after="40"/>
+            </w:pPr>
+            <w:r>
+              <w:rPr>
+                <w:rFonts w:ascii="Arial" w:cs="Arial" w:eastAsia="Arial" w:hAnsi="Arial"/>
+                <w:b w:val="false"/>
+                <w:bCs w:val="false"/>
+                <w:i w:val="false"/>
+                <w:iCs w:val="false"/>
+                <w:color w:val="000000"/>
+                <w:sz w:val="22"/>
+                <w:szCs w:val="22"/>
+              </w:rPr>
+              <w:t xml:space="preserve">Replacement policy tries to keep the working set resident: _______.</w:t>
+            </w:r>
+          </w:p>
+        </w:tc>
+      </w:tr>
+      <w:tr>
+        <w:tc>
+          <w:tcPr>
+            <w:tcW w:type="pct" w:w="30%"/>
+            <w:shd w:fill="F0F4FA"/>
+          </w:tcPr>
+          <w:p>
+            <w:pPr>
+              <w:spacing w:after="40"/>
+            </w:pPr>
+            <w:r>
+              <w:rPr>
+                <w:rFonts w:ascii="Arial" w:cs="Arial" w:eastAsia="Arial" w:hAnsi="Arial"/>
+                <w:b/>
+                <w:bCs/>
+                <w:i w:val="false"/>
+                <w:iCs w:val="false"/>
+                <w:color w:val="1F3864"/>
+                <w:sz w:val="22"/>
+                <w:szCs w:val="22"/>
+              </w:rPr>
+              <w:t xml:space="preserve">Point 3</w:t>
+            </w:r>
+          </w:p>
+        </w:tc>
+        <w:tc>
+          <w:tcPr>
+            <w:tcW w:type="pct" w:w="70%"/>
+            <w:tcBorders>
+              <w:left w:val="single" w:color="2E5FA3" w:sz="16"/>
+            </w:tcBorders>
+          </w:tcPr>
+          <w:p>
+            <w:pPr>
+              <w:spacing w:after="40"/>
+            </w:pPr>
+            <w:r>
+              <w:rPr>
+                <w:rFonts w:ascii="Arial" w:cs="Arial" w:eastAsia="Arial" w:hAnsi="Arial"/>
+                <w:b w:val="false"/>
+                <w:bCs w:val="false"/>
+                <w:i w:val="false"/>
+                <w:iCs w:val="false"/>
+                <w:color w:val="000000"/>
+                <w:sz w:val="22"/>
+                <w:szCs w:val="22"/>
+              </w:rPr>
+              <w:t xml:space="preserve">Thrashing happens when the fault rate is high enough that useful progress stalls: _______.</w:t>
+            </w:r>
+          </w:p>
+        </w:tc>
+      </w:tr>
+      <w:tr>
+        <w:tc>
+          <w:tcPr>
+            <w:tcW w:type="pct" w:w="30%"/>
+            <w:shd w:fill="F0F4FA"/>
+          </w:tcPr>
+          <w:p>
+            <w:pPr>
+              <w:spacing w:after="40"/>
+            </w:pPr>
+            <w:r>
+              <w:rPr>
+                <w:rFonts w:ascii="Arial" w:cs="Arial" w:eastAsia="Arial" w:hAnsi="Arial"/>
+                <w:b/>
+                <w:bCs/>
+                <w:i w:val="false"/>
+                <w:iCs w:val="false"/>
+                <w:color w:val="1F3864"/>
+                <w:sz w:val="22"/>
+                <w:szCs w:val="22"/>
+              </w:rPr>
+              <w:t xml:space="preserve">Failure mode</w:t>
+            </w:r>
+          </w:p>
+        </w:tc>
+        <w:tc>
+          <w:tcPr>
+            <w:tcW w:type="pct" w:w="70%"/>
+            <w:tcBorders>
+              <w:left w:val="single" w:color="2E5FA3" w:sz="16"/>
+            </w:tcBorders>
+          </w:tcPr>
+          <w:p>
+            <w:pPr>
+              <w:spacing w:after="40"/>
+            </w:pPr>
+            <w:r>
+              <w:rPr>
+                <w:rFonts w:ascii="Arial" w:cs="Arial" w:eastAsia="Arial" w:hAnsi="Arial"/>
+                <w:b w:val="false"/>
+                <w:bCs w:val="false"/>
+                <w:i w:val="false"/>
+                <w:iCs w:val="false"/>
+                <w:color w:val="000000"/>
+                <w:sz w:val="22"/>
+                <w:szCs w:val="22"/>
+              </w:rPr>
+              <w:t xml:space="preserve">When the working set does not fit and the fault rate explodes, the system begins _______.</w:t>
+            </w:r>
+          </w:p>
+        </w:tc>
+      </w:tr>
+    </w:tbl>
+    <w:tbl>
+      <w:tblPr>
+        <w:tblW w:type="pct" w:w="100%"/>
+        <w:tblBorders>
+          <w:top w:val="single" w:color="auto" w:sz="4"/>
+          <w:left w:val="single" w:color="auto" w:sz="4"/>
+          <w:bottom w:val="single" w:color="auto" w:sz="4"/>
+          <w:right w:val="single" w:color="auto" w:sz="4"/>
+          <w:insideH w:val="single" w:color="auto" w:sz="4"/>
+          <w:insideV w:val="single" w:color="auto" w:sz="4"/>
+        </w:tblBorders>
+      </w:tblPr>
+      <w:tblGrid>
+        <w:gridCol w:w="100"/>
+      </w:tblGrid>
+      <w:tr>
+        <w:tc>
+          <w:tcPr>
+            <w:shd w:fill="EBF3FB"/>
+          </w:tcPr>
+          <w:p>
+            <w:pPr>
+              <w:spacing w:after="0"/>
+            </w:pPr>
+            <w:r>
+              <w:rPr>
+                <w:rFonts w:ascii="Arial" w:cs="Arial" w:eastAsia="Arial" w:hAnsi="Arial"/>
+                <w:b/>
+                <w:bCs/>
+                <w:color w:val="1F3864"/>
+                <w:sz w:val="22"/>
+                <w:szCs w:val="22"/>
+              </w:rPr>
+              <w:t xml:space="preserve">Page Summary</w:t>
+            </w:r>
+          </w:p>
+        </w:tc>
+      </w:tr>
+      <w:tr>
+        <w:tc>
+          <w:p>
+            <w:pPr>
+              <w:spacing w:after="40"/>
+            </w:pPr>
+            <w:r>
+              <w:rPr>
+                <w:rFonts w:ascii="Arial" w:cs="Arial" w:eastAsia="Arial" w:hAnsi="Arial"/>
+                <w:b w:val="false"/>
+                <w:bCs w:val="false"/>
+                <w:i w:val="false"/>
+                <w:iCs w:val="false"/>
+                <w:color w:val="000000"/>
+                <w:sz w:val="22"/>
+                <w:szCs w:val="22"/>
+              </w:rPr>
+              <w:t xml:space="preserve">Big idea: Virtual Memory and Paging matters because ________________________________.</w:t>
+            </w:r>
+          </w:p>
+        </w:tc>
+      </w:tr>
+      <w:tr>
+        <w:tc>
+          <w:p>
+            <w:pPr>
+              <w:spacing w:after="40"/>
+            </w:pPr>
+            <w:r>
+              <w:rPr>
+                <w:rFonts w:ascii="Arial" w:cs="Arial" w:eastAsia="Arial" w:hAnsi="Arial"/>
+                <w:b w:val="false"/>
+                <w:bCs w:val="false"/>
+                <w:i w:val="false"/>
+                <w:iCs w:val="false"/>
+                <w:color w:val="000000"/>
+                <w:sz w:val="22"/>
+                <w:szCs w:val="22"/>
+              </w:rPr>
+              <w:t xml:space="preserve">Most important move from Why Virtual Memory Exists: ________________________________.</w:t>
+            </w:r>
+          </w:p>
+        </w:tc>
+      </w:tr>
+      <w:tr>
+        <w:tc>
+          <w:p>
+            <w:pPr>
+              <w:spacing w:after="40"/>
+            </w:pPr>
+            <w:r>
+              <w:rPr>
+                <w:rFonts w:ascii="Arial" w:cs="Arial" w:eastAsia="Arial" w:hAnsi="Arial"/>
+                <w:b w:val="false"/>
+                <w:bCs w:val="false"/>
+                <w:i w:val="false"/>
+                <w:iCs w:val="false"/>
+                <w:color w:val="000000"/>
+                <w:sz w:val="22"/>
+                <w:szCs w:val="22"/>
+              </w:rPr>
+              <w:t xml:space="preserve">Connection to Page Faults, Replacement, and Thrashing: ___________________________________________.</w:t>
+            </w:r>
+          </w:p>
+        </w:tc>
+      </w:tr>
+    </w:tbl>
+    <w:tbl>
+      <w:tblPr>
+        <w:tblW w:type="pct" w:w="100%"/>
+        <w:tblBorders>
+          <w:top w:val="single" w:color="auto" w:sz="4"/>
+          <w:left w:val="single" w:color="auto" w:sz="4"/>
+          <w:bottom w:val="single" w:color="auto" w:sz="4"/>
+          <w:right w:val="single" w:color="auto" w:sz="4"/>
+          <w:insideH w:val="single" w:color="auto" w:sz="4"/>
+          <w:insideV w:val="single" w:color="auto" w:sz="4"/>
+        </w:tblBorders>
+      </w:tblPr>
+      <w:tblGrid>
+        <w:gridCol w:w="100"/>
+      </w:tblGrid>
+      <w:tr>
+        <w:tc>
+          <w:tcPr>
+            <w:shd w:fill="EAF2FB"/>
+          </w:tcPr>
+          <w:p>
+            <w:pPr>
+              <w:spacing w:after="0"/>
+            </w:pPr>
+            <w:r>
+              <w:rPr>
+                <w:rFonts w:ascii="Arial" w:cs="Arial" w:eastAsia="Arial" w:hAnsi="Arial"/>
+                <w:b/>
+                <w:bCs/>
+                <w:color w:val="1F3864"/>
+                <w:sz w:val="22"/>
+                <w:szCs w:val="22"/>
+              </w:rPr>
+              <w:t xml:space="preserve">= </w:t>
+            </w:r>
+            <w:r>
+              <w:rPr>
+                <w:rFonts w:ascii="Arial" w:cs="Arial" w:eastAsia="Arial" w:hAnsi="Arial"/>
+                <w:b/>
+                <w:bCs/>
+                <w:color w:val="1F3864"/>
+                <w:sz w:val="22"/>
+                <w:szCs w:val="22"/>
+              </w:rPr>
+              <w:t xml:space="preserve">Case Studies</w:t>
+            </w:r>
+          </w:p>
+        </w:tc>
+      </w:tr>
+    </w:tbl>
+    <w:tbl>
+      <w:tblPr>
+        <w:tblW w:type="pct" w:w="100%"/>
+        <w:tblBorders>
+          <w:top w:val="single" w:color="auto" w:sz="4"/>
+          <w:left w:val="single" w:color="auto" w:sz="4"/>
+          <w:bottom w:val="single" w:color="auto" w:sz="4"/>
+          <w:right w:val="single" w:color="auto" w:sz="4"/>
+          <w:insideH w:val="single" w:color="auto" w:sz="4"/>
+          <w:insideV w:val="single" w:color="auto" w:sz="4"/>
+        </w:tblBorders>
+      </w:tblPr>
+      <w:tblGrid>
+        <w:gridCol w:w="100"/>
+        <w:gridCol w:w="100"/>
+      </w:tblGrid>
+      <w:tr>
+        <w:tc>
+          <w:tcPr>
+            <w:tcW w:type="pct" w:w="30%"/>
+            <w:shd w:fill="F0F4FA"/>
+          </w:tcPr>
+          <w:p>
+            <w:pPr>
+              <w:spacing w:after="40"/>
+            </w:pPr>
+            <w:r>
+              <w:rPr>
+                <w:rFonts w:ascii="Arial" w:cs="Arial" w:eastAsia="Arial" w:hAnsi="Arial"/>
+                <w:b/>
+                <w:bCs/>
+                <w:i w:val="false"/>
+                <w:iCs w:val="false"/>
+                <w:color w:val="1F3864"/>
+                <w:sz w:val="22"/>
+                <w:szCs w:val="22"/>
+              </w:rPr>
+              <w:t xml:space="preserve">Case 1</w:t>
+            </w:r>
+          </w:p>
+        </w:tc>
+        <w:tc>
+          <w:tcPr>
+            <w:tcW w:type="pct" w:w="70%"/>
+            <w:tcBorders>
+              <w:left w:val="single" w:color="2E5FA3" w:sz="16"/>
+            </w:tcBorders>
+          </w:tcPr>
+          <w:p>
+            <w:pPr>
+              <w:spacing w:after="40"/>
+            </w:pPr>
+            <w:r>
+              <w:rPr>
+                <w:rFonts w:ascii="Arial" w:cs="Arial" w:eastAsia="Arial" w:hAnsi="Arial"/>
+                <w:b w:val="false"/>
+                <w:bCs w:val="false"/>
+                <w:i w:val="false"/>
+                <w:iCs w:val="false"/>
+                <w:color w:val="000000"/>
+                <w:sz w:val="22"/>
+                <w:szCs w:val="22"/>
+              </w:rPr>
+              <w:t xml:space="preserve">Single-level page table overhead on 32-bit systems: evidence from lecture -&gt; _______.</w:t>
+            </w:r>
+          </w:p>
+        </w:tc>
+      </w:tr>
+      <w:tr>
+        <w:tc>
+          <w:tcPr>
+            <w:tcW w:type="pct" w:w="30%"/>
+            <w:shd w:fill="F0F4FA"/>
+          </w:tcPr>
+          <w:p>
+            <w:pPr>
+              <w:spacing w:after="40"/>
+            </w:pPr>
+            <w:r>
+              <w:rPr>
+                <w:rFonts w:ascii="Arial" w:cs="Arial" w:eastAsia="Arial" w:hAnsi="Arial"/>
+                <w:b/>
+                <w:bCs/>
+                <w:i w:val="false"/>
+                <w:iCs w:val="false"/>
+                <w:color w:val="1F3864"/>
+                <w:sz w:val="22"/>
+                <w:szCs w:val="22"/>
+              </w:rPr>
+              <w:t xml:space="preserve">Case 2</w:t>
+            </w:r>
+          </w:p>
+        </w:tc>
+        <w:tc>
+          <w:tcPr>
+            <w:tcW w:type="pct" w:w="70%"/>
+            <w:tcBorders>
+              <w:left w:val="single" w:color="2E5FA3" w:sz="16"/>
+            </w:tcBorders>
+          </w:tcPr>
+          <w:p>
+            <w:pPr>
+              <w:spacing w:after="40"/>
+            </w:pPr>
+            <w:r>
+              <w:rPr>
+                <w:rFonts w:ascii="Arial" w:cs="Arial" w:eastAsia="Arial" w:hAnsi="Arial"/>
+                <w:b w:val="false"/>
+                <w:bCs w:val="false"/>
+                <w:i w:val="false"/>
+                <w:iCs w:val="false"/>
+                <w:color w:val="000000"/>
+                <w:sz w:val="22"/>
+                <w:szCs w:val="22"/>
+              </w:rPr>
+              <w:t xml:space="preserve">TLB misses during a memory-intensive workload: evidence from lecture -&gt; _______.</w:t>
+            </w:r>
+          </w:p>
+        </w:tc>
+      </w:tr>
+      <w:tr>
+        <w:tc>
+          <w:tcPr>
+            <w:tcW w:type="pct" w:w="30%"/>
+            <w:shd w:fill="F0F4FA"/>
+          </w:tcPr>
+          <w:p>
+            <w:pPr>
+              <w:spacing w:after="40"/>
+            </w:pPr>
+            <w:r>
+              <w:rPr>
+                <w:rFonts w:ascii="Arial" w:cs="Arial" w:eastAsia="Arial" w:hAnsi="Arial"/>
+                <w:b/>
+                <w:bCs/>
+                <w:i w:val="false"/>
+                <w:iCs w:val="false"/>
+                <w:color w:val="1F3864"/>
+                <w:sz w:val="22"/>
+                <w:szCs w:val="22"/>
+              </w:rPr>
+              <w:t xml:space="preserve">Case 3</w:t>
+            </w:r>
+          </w:p>
+        </w:tc>
+        <w:tc>
+          <w:tcPr>
+            <w:tcW w:type="pct" w:w="70%"/>
+            <w:tcBorders>
+              <w:left w:val="single" w:color="2E5FA3" w:sz="16"/>
+            </w:tcBorders>
+          </w:tcPr>
+          <w:p>
+            <w:pPr>
+              <w:spacing w:after="40"/>
+            </w:pPr>
+            <w:r>
+              <w:rPr>
+                <w:rFonts w:ascii="Arial" w:cs="Arial" w:eastAsia="Arial" w:hAnsi="Arial"/>
+                <w:b w:val="false"/>
+                <w:bCs w:val="false"/>
+                <w:i w:val="false"/>
+                <w:iCs w:val="false"/>
+                <w:color w:val="000000"/>
+                <w:sz w:val="22"/>
+                <w:szCs w:val="22"/>
+              </w:rPr>
+              <w:t xml:space="preserve">Thrashing under poor locality: evidence from lecture -&gt; _______.</w:t>
+            </w:r>
+          </w:p>
+        </w:tc>
+      </w:tr>
+    </w:tbl>
+    <w:tbl>
+      <w:tblPr>
+        <w:tblW w:type="pct" w:w="100%"/>
+        <w:tblBorders>
+          <w:top w:val="single" w:color="auto" w:sz="4"/>
+          <w:left w:val="single" w:color="auto" w:sz="4"/>
+          <w:bottom w:val="single" w:color="auto" w:sz="4"/>
+          <w:right w:val="single" w:color="auto" w:sz="4"/>
+          <w:insideH w:val="single" w:color="auto" w:sz="4"/>
+          <w:insideV w:val="single" w:color="auto" w:sz="4"/>
+        </w:tblBorders>
+      </w:tblPr>
+      <w:tblGrid>
+        <w:gridCol w:w="100"/>
+      </w:tblGrid>
+      <w:tr>
+        <w:tc>
+          <w:tcPr>
+            <w:shd w:fill="F0FAF0"/>
+          </w:tcPr>
+          <w:p>
+            <w:pPr>
+              <w:spacing w:after="0"/>
+            </w:pPr>
+            <w:r>
+              <w:rPr>
+                <w:rFonts w:ascii="Arial" w:cs="Arial" w:eastAsia="Arial" w:hAnsi="Arial"/>
+                <w:b/>
+                <w:bCs/>
+                <w:color w:val="1F3864"/>
+                <w:sz w:val="22"/>
+                <w:szCs w:val="22"/>
+              </w:rPr>
+              <w:t xml:space="preserve">&gt; </w:t>
+            </w:r>
+            <w:r>
+              <w:rPr>
+                <w:rFonts w:ascii="Arial" w:cs="Arial" w:eastAsia="Arial" w:hAnsi="Arial"/>
+                <w:b/>
+                <w:bCs/>
+                <w:color w:val="1F3864"/>
+                <w:sz w:val="22"/>
+                <w:szCs w:val="22"/>
+              </w:rPr>
+              <w:t xml:space="preserve">Activities</w:t>
+            </w:r>
+          </w:p>
+        </w:tc>
+      </w:tr>
+    </w:tbl>
+    <w:tbl>
+      <w:tblPr>
+        <w:tblW w:type="pct" w:w="100%"/>
+        <w:tblBorders>
+          <w:top w:val="single" w:color="auto" w:sz="4"/>
+          <w:left w:val="single" w:color="auto" w:sz="4"/>
+          <w:bottom w:val="single" w:color="auto" w:sz="4"/>
+          <w:right w:val="single" w:color="auto" w:sz="4"/>
+          <w:insideH w:val="single" w:color="auto" w:sz="4"/>
+          <w:insideV w:val="single" w:color="auto" w:sz="4"/>
+        </w:tblBorders>
+      </w:tblPr>
+      <w:tblGrid>
+        <w:gridCol w:w="100"/>
+        <w:gridCol w:w="100"/>
+      </w:tblGrid>
+      <w:tr>
+        <w:tc>
+          <w:tcPr>
+            <w:tcW w:type="pct" w:w="30%"/>
+            <w:shd w:fill="F0F4FA"/>
+          </w:tcPr>
+          <w:p>
+            <w:pPr>
+              <w:spacing w:after="40"/>
+            </w:pPr>
+            <w:r>
+              <w:rPr>
+                <w:rFonts w:ascii="Arial" w:cs="Arial" w:eastAsia="Arial" w:hAnsi="Arial"/>
+                <w:b/>
+                <w:bCs/>
+                <w:i w:val="false"/>
+                <w:iCs w:val="false"/>
+                <w:color w:val="1F3864"/>
+                <w:sz w:val="22"/>
+                <w:szCs w:val="22"/>
+              </w:rPr>
+              <w:t xml:space="preserve">Activity 1</w:t>
+            </w:r>
+          </w:p>
+        </w:tc>
+        <w:tc>
+          <w:tcPr>
+            <w:tcW w:type="pct" w:w="70%"/>
+            <w:tcBorders>
+              <w:left w:val="single" w:color="2E5FA3" w:sz="16"/>
+            </w:tcBorders>
+          </w:tcPr>
+          <w:p>
+            <w:pPr>
+              <w:spacing w:after="40"/>
+            </w:pPr>
+            <w:r>
+              <w:rPr>
+                <w:rFonts w:ascii="Arial" w:cs="Arial" w:eastAsia="Arial" w:hAnsi="Arial"/>
+                <w:b w:val="false"/>
+                <w:bCs w:val="false"/>
+                <w:i w:val="false"/>
+                <w:iCs w:val="false"/>
+                <w:color w:val="000000"/>
+                <w:sz w:val="22"/>
+                <w:szCs w:val="22"/>
+              </w:rPr>
+              <w:t xml:space="preserve">Walk through one address translation by hand.: result / decision -&gt; _______.</w:t>
+            </w:r>
+          </w:p>
+        </w:tc>
+      </w:tr>
+      <w:tr>
+        <w:tc>
+          <w:tcPr>
+            <w:tcW w:type="pct" w:w="30%"/>
+            <w:shd w:fill="F0F4FA"/>
+          </w:tcPr>
+          <w:p>
+            <w:pPr>
+              <w:spacing w:after="40"/>
+            </w:pPr>
+            <w:r>
+              <w:rPr>
+                <w:rFonts w:ascii="Arial" w:cs="Arial" w:eastAsia="Arial" w:hAnsi="Arial"/>
+                <w:b/>
+                <w:bCs/>
+                <w:i w:val="false"/>
+                <w:iCs w:val="false"/>
+                <w:color w:val="1F3864"/>
+                <w:sz w:val="22"/>
+                <w:szCs w:val="22"/>
+              </w:rPr>
+              <w:t xml:space="preserve">Activity 2</w:t>
+            </w:r>
+          </w:p>
+        </w:tc>
+        <w:tc>
+          <w:tcPr>
+            <w:tcW w:type="pct" w:w="70%"/>
+            <w:tcBorders>
+              <w:left w:val="single" w:color="2E5FA3" w:sz="16"/>
+            </w:tcBorders>
+          </w:tcPr>
+          <w:p>
+            <w:pPr>
+              <w:spacing w:after="40"/>
+            </w:pPr>
+            <w:r>
+              <w:rPr>
+                <w:rFonts w:ascii="Arial" w:cs="Arial" w:eastAsia="Arial" w:hAnsi="Arial"/>
+                <w:b w:val="false"/>
+                <w:bCs w:val="false"/>
+                <w:i w:val="false"/>
+                <w:iCs w:val="false"/>
+                <w:color w:val="000000"/>
+                <w:sz w:val="22"/>
+                <w:szCs w:val="22"/>
+              </w:rPr>
+              <w:t xml:space="preserve">Ask students to predict whether a workload will improve or destroy locality.: result / decision -&gt; _______.</w:t>
+            </w:r>
+          </w:p>
+        </w:tc>
+      </w:tr>
+    </w:tbl>
+    <w:tbl>
+      <w:tblPr>
+        <w:tblW w:type="pct" w:w="100%"/>
+        <w:tblBorders>
+          <w:top w:val="single" w:color="auto" w:sz="4"/>
+          <w:left w:val="single" w:color="auto" w:sz="4"/>
+          <w:bottom w:val="single" w:color="auto" w:sz="4"/>
+          <w:right w:val="single" w:color="auto" w:sz="4"/>
+          <w:insideH w:val="single" w:color="auto" w:sz="4"/>
+          <w:insideV w:val="single" w:color="auto" w:sz="4"/>
+        </w:tblBorders>
+      </w:tblPr>
+      <w:tblGrid>
+        <w:gridCol w:w="100"/>
+      </w:tblGrid>
+      <w:tr>
+        <w:tc>
+          <w:tcPr>
+            <w:shd w:fill="FFF8E7"/>
+          </w:tcPr>
+          <w:p>
+            <w:pPr>
+              <w:spacing w:after="0"/>
+            </w:pPr>
+            <w:r>
+              <w:rPr>
+                <w:rFonts w:ascii="Arial" w:cs="Arial" w:eastAsia="Arial" w:hAnsi="Arial"/>
+                <w:b/>
+                <w:bCs/>
+                <w:color w:val="6B4F00"/>
+                <w:sz w:val="22"/>
+                <w:szCs w:val="22"/>
+              </w:rPr>
+              <w:t xml:space="preserve">* </w:t>
+            </w:r>
+            <w:r>
+              <w:rPr>
+                <w:rFonts w:ascii="Arial" w:cs="Arial" w:eastAsia="Arial" w:hAnsi="Arial"/>
+                <w:b/>
+                <w:bCs/>
+                <w:color w:val="6B4F00"/>
+                <w:sz w:val="22"/>
+                <w:szCs w:val="22"/>
+              </w:rPr>
+              <w:t xml:space="preserve">Defense / Takeaways</w:t>
+            </w:r>
+          </w:p>
+        </w:tc>
+      </w:tr>
+    </w:tbl>
+    <w:tbl>
+      <w:tblPr>
+        <w:tblW w:type="pct" w:w="100%"/>
+        <w:tblBorders>
+          <w:top w:val="single" w:color="auto" w:sz="4"/>
+          <w:left w:val="single" w:color="auto" w:sz="4"/>
+          <w:bottom w:val="single" w:color="auto" w:sz="4"/>
+          <w:right w:val="single" w:color="auto" w:sz="4"/>
+          <w:insideH w:val="single" w:color="auto" w:sz="4"/>
+          <w:insideV w:val="single" w:color="auto" w:sz="4"/>
+        </w:tblBorders>
+      </w:tblPr>
+      <w:tblGrid>
+        <w:gridCol w:w="100"/>
+        <w:gridCol w:w="100"/>
+      </w:tblGrid>
+      <w:tr>
+        <w:tc>
+          <w:tcPr>
+            <w:tcW w:type="pct" w:w="30%"/>
+            <w:shd w:fill="F0F4FA"/>
+          </w:tcPr>
+          <w:p>
+            <w:pPr>
+              <w:spacing w:after="40"/>
+            </w:pPr>
+            <w:r>
+              <w:rPr>
+                <w:rFonts w:ascii="Arial" w:cs="Arial" w:eastAsia="Arial" w:hAnsi="Arial"/>
+                <w:b/>
+                <w:bCs/>
+                <w:i w:val="false"/>
+                <w:iCs w:val="false"/>
+                <w:color w:val="1F3864"/>
+                <w:sz w:val="22"/>
+                <w:szCs w:val="22"/>
+              </w:rPr>
+              <w:t xml:space="preserve">Takeaway 1</w:t>
+            </w:r>
+          </w:p>
+        </w:tc>
+        <w:tc>
+          <w:tcPr>
+            <w:tcW w:type="pct" w:w="70%"/>
+            <w:tcBorders>
+              <w:left w:val="single" w:color="2E5FA3" w:sz="16"/>
+            </w:tcBorders>
+          </w:tcPr>
+          <w:p>
+            <w:pPr>
+              <w:spacing w:after="40"/>
+            </w:pPr>
+            <w:r>
+              <w:rPr>
+                <w:rFonts w:ascii="Arial" w:cs="Arial" w:eastAsia="Arial" w:hAnsi="Arial"/>
+                <w:b w:val="false"/>
+                <w:bCs w:val="false"/>
+                <w:i w:val="false"/>
+                <w:iCs w:val="false"/>
+                <w:color w:val="000000"/>
+                <w:sz w:val="22"/>
+                <w:szCs w:val="22"/>
+              </w:rPr>
+              <w:t xml:space="preserve">Paging is an illusion layer that trades space and translation overhead for flexibility and protection: _______.</w:t>
+            </w:r>
+          </w:p>
+        </w:tc>
+      </w:tr>
+      <w:tr>
+        <w:tc>
+          <w:tcPr>
+            <w:tcW w:type="pct" w:w="30%"/>
+            <w:shd w:fill="F0F4FA"/>
+          </w:tcPr>
+          <w:p>
+            <w:pPr>
+              <w:spacing w:after="40"/>
+            </w:pPr>
+            <w:r>
+              <w:rPr>
+                <w:rFonts w:ascii="Arial" w:cs="Arial" w:eastAsia="Arial" w:hAnsi="Arial"/>
+                <w:b/>
+                <w:bCs/>
+                <w:i w:val="false"/>
+                <w:iCs w:val="false"/>
+                <w:color w:val="1F3864"/>
+                <w:sz w:val="22"/>
+                <w:szCs w:val="22"/>
+              </w:rPr>
+              <w:t xml:space="preserve">Takeaway 2</w:t>
+            </w:r>
+          </w:p>
+        </w:tc>
+        <w:tc>
+          <w:tcPr>
+            <w:tcW w:type="pct" w:w="70%"/>
+            <w:tcBorders>
+              <w:left w:val="single" w:color="2E5FA3" w:sz="16"/>
+            </w:tcBorders>
+          </w:tcPr>
+          <w:p>
+            <w:pPr>
+              <w:spacing w:after="40"/>
+            </w:pPr>
+            <w:r>
+              <w:rPr>
+                <w:rFonts w:ascii="Arial" w:cs="Arial" w:eastAsia="Arial" w:hAnsi="Arial"/>
+                <w:b w:val="false"/>
+                <w:bCs w:val="false"/>
+                <w:i w:val="false"/>
+                <w:iCs w:val="false"/>
+                <w:color w:val="000000"/>
+                <w:sz w:val="22"/>
+                <w:szCs w:val="22"/>
+              </w:rPr>
+              <w:t xml:space="preserve">The TLB matters because the page table is too expensive to consult for every access: _______.</w:t>
+            </w:r>
+          </w:p>
+        </w:tc>
+      </w:tr>
+      <w:tr>
+        <w:tc>
+          <w:tcPr>
+            <w:tcW w:type="pct" w:w="30%"/>
+            <w:shd w:fill="F0F4FA"/>
+          </w:tcPr>
+          <w:p>
+            <w:pPr>
+              <w:spacing w:after="40"/>
+            </w:pPr>
+            <w:r>
+              <w:rPr>
+                <w:rFonts w:ascii="Arial" w:cs="Arial" w:eastAsia="Arial" w:hAnsi="Arial"/>
+                <w:b/>
+                <w:bCs/>
+                <w:i w:val="false"/>
+                <w:iCs w:val="false"/>
+                <w:color w:val="1F3864"/>
+                <w:sz w:val="22"/>
+                <w:szCs w:val="22"/>
+              </w:rPr>
+              <w:t xml:space="preserve">Takeaway 3</w:t>
+            </w:r>
+          </w:p>
+        </w:tc>
+        <w:tc>
+          <w:tcPr>
+            <w:tcW w:type="pct" w:w="70%"/>
+            <w:tcBorders>
+              <w:left w:val="single" w:color="2E5FA3" w:sz="16"/>
+            </w:tcBorders>
+          </w:tcPr>
+          <w:p>
+            <w:pPr>
+              <w:spacing w:after="40"/>
+            </w:pPr>
+            <w:r>
+              <w:rPr>
+                <w:rFonts w:ascii="Arial" w:cs="Arial" w:eastAsia="Arial" w:hAnsi="Arial"/>
+                <w:b w:val="false"/>
+                <w:bCs w:val="false"/>
+                <w:i w:val="false"/>
+                <w:iCs w:val="false"/>
+                <w:color w:val="000000"/>
+                <w:sz w:val="22"/>
+                <w:szCs w:val="22"/>
+              </w:rPr>
+              <w:t xml:space="preserve">Locality is the difference between a practical VM system and a collapsing one: _______.</w:t>
+            </w:r>
+          </w:p>
+        </w:tc>
+      </w:tr>
+    </w:tbl>
+    <w:tbl>
+      <w:tblPr>
+        <w:tblW w:type="pct" w:w="100%"/>
+        <w:tblBorders>
+          <w:top w:val="single" w:color="auto" w:sz="4"/>
+          <w:left w:val="single" w:color="auto" w:sz="4"/>
+          <w:bottom w:val="single" w:color="auto" w:sz="4"/>
+          <w:right w:val="single" w:color="auto" w:sz="4"/>
+          <w:insideH w:val="single" w:color="auto" w:sz="4"/>
+          <w:insideV w:val="single" w:color="auto" w:sz="4"/>
+        </w:tblBorders>
+      </w:tblPr>
+      <w:tblGrid>
+        <w:gridCol w:w="100"/>
+      </w:tblGrid>
+      <w:tr>
+        <w:tc>
+          <w:tcPr>
+            <w:shd w:fill="2E5FA3"/>
+          </w:tcPr>
+          <w:p>
+            <w:pPr>
+              <w:spacing w:after="0"/>
+            </w:pPr>
+            <w:r>
+              <w:rPr>
+                <w:rFonts w:ascii="Arial" w:cs="Arial" w:eastAsia="Arial" w:hAnsi="Arial"/>
+                <w:b/>
+                <w:bCs/>
+                <w:color w:val="FFFFFF"/>
+                <w:sz w:val="22"/>
+                <w:szCs w:val="22"/>
+              </w:rPr>
+              <w:t xml:space="preserve">+ </w:t>
+            </w:r>
+            <w:r>
+              <w:rPr>
+                <w:rFonts w:ascii="Arial" w:cs="Arial" w:eastAsia="Arial" w:hAnsi="Arial"/>
+                <w:b/>
+                <w:bCs/>
+                <w:color w:val="FFFFFF"/>
+                <w:sz w:val="22"/>
+                <w:szCs w:val="22"/>
+              </w:rPr>
+              <w:t xml:space="preserve">Discussion Questions</w:t>
+            </w:r>
+          </w:p>
+        </w:tc>
+      </w:tr>
+    </w:tbl>
+    <w:tbl>
+      <w:tblPr>
+        <w:tblW w:type="pct" w:w="100%"/>
+        <w:tblBorders>
+          <w:top w:val="single" w:color="auto" w:sz="4"/>
+          <w:left w:val="single" w:color="auto" w:sz="4"/>
+          <w:bottom w:val="single" w:color="auto" w:sz="4"/>
+          <w:right w:val="single" w:color="auto" w:sz="4"/>
+          <w:insideH w:val="single" w:color="auto" w:sz="4"/>
+          <w:insideV w:val="single" w:color="auto" w:sz="4"/>
+        </w:tblBorders>
+      </w:tblPr>
+      <w:tblGrid>
+        <w:gridCol w:w="100"/>
+        <w:gridCol w:w="100"/>
+      </w:tblGrid>
+      <w:tr>
+        <w:tc>
+          <w:tcPr>
+            <w:tcW w:type="pct" w:w="30%"/>
+            <w:shd w:fill="F0F4FA"/>
+          </w:tcPr>
+          <w:p>
+            <w:pPr>
+              <w:spacing w:after="40"/>
+            </w:pPr>
+            <w:r>
+              <w:rPr>
+                <w:rFonts w:ascii="Arial" w:cs="Arial" w:eastAsia="Arial" w:hAnsi="Arial"/>
+                <w:b/>
+                <w:bCs/>
+                <w:i w:val="false"/>
+                <w:iCs w:val="false"/>
+                <w:color w:val="1F3864"/>
+                <w:sz w:val="22"/>
+                <w:szCs w:val="22"/>
+              </w:rPr>
+              <w:t xml:space="preserve">Question 1</w:t>
+            </w:r>
+          </w:p>
+        </w:tc>
+        <w:tc>
+          <w:tcPr>
+            <w:tcW w:type="pct" w:w="70%"/>
+            <w:tcBorders>
+              <w:left w:val="single" w:color="2E5FA3" w:sz="16"/>
+            </w:tcBorders>
+          </w:tcPr>
+          <w:p>
+            <w:pPr>
+              <w:spacing w:after="40"/>
+            </w:pPr>
+            <w:r>
+              <w:rPr>
+                <w:rFonts w:ascii="Arial" w:cs="Arial" w:eastAsia="Arial" w:hAnsi="Arial"/>
+                <w:b w:val="false"/>
+                <w:bCs w:val="false"/>
+                <w:i w:val="false"/>
+                <w:iCs w:val="false"/>
+                <w:color w:val="000000"/>
+                <w:sz w:val="22"/>
+                <w:szCs w:val="22"/>
+              </w:rPr>
+              <w:t xml:space="preserve">When is a larger page size a net win? Notes: ________________________________________________</w:t>
+            </w:r>
+          </w:p>
+        </w:tc>
+      </w:tr>
+      <w:tr>
+        <w:tc>
+          <w:tcPr>
+            <w:tcW w:type="pct" w:w="30%"/>
+            <w:shd w:fill="F0F4FA"/>
+          </w:tcPr>
+          <w:p>
+            <w:pPr>
+              <w:spacing w:after="40"/>
+            </w:pPr>
+            <w:r>
+              <w:rPr>
+                <w:rFonts w:ascii="Arial" w:cs="Arial" w:eastAsia="Arial" w:hAnsi="Arial"/>
+                <w:b/>
+                <w:bCs/>
+                <w:i w:val="false"/>
+                <w:iCs w:val="false"/>
+                <w:color w:val="1F3864"/>
+                <w:sz w:val="22"/>
+                <w:szCs w:val="22"/>
+              </w:rPr>
+              <w:t xml:space="preserve">Question 2</w:t>
+            </w:r>
+          </w:p>
+        </w:tc>
+        <w:tc>
+          <w:tcPr>
+            <w:tcW w:type="pct" w:w="70%"/>
+            <w:tcBorders>
+              <w:left w:val="single" w:color="2E5FA3" w:sz="16"/>
+            </w:tcBorders>
+          </w:tcPr>
+          <w:p>
+            <w:pPr>
+              <w:spacing w:after="40"/>
+            </w:pPr>
+            <w:r>
+              <w:rPr>
+                <w:rFonts w:ascii="Arial" w:cs="Arial" w:eastAsia="Arial" w:hAnsi="Arial"/>
+                <w:b w:val="false"/>
+                <w:bCs w:val="false"/>
+                <w:i w:val="false"/>
+                <w:iCs w:val="false"/>
+                <w:color w:val="000000"/>
+                <w:sz w:val="22"/>
+                <w:szCs w:val="22"/>
+              </w:rPr>
+              <w:t xml:space="preserve">How should an OS respond when a process begins to thrash? Notes: ________________________________________________</w:t>
+            </w:r>
+          </w:p>
+        </w:tc>
+      </w:tr>
+      <w:tr>
+        <w:tc>
+          <w:tcPr>
+            <w:tcW w:type="pct" w:w="30%"/>
+            <w:shd w:fill="F0F4FA"/>
+          </w:tcPr>
+          <w:p>
+            <w:pPr>
+              <w:spacing w:after="40"/>
+            </w:pPr>
+            <w:r>
+              <w:rPr>
+                <w:rFonts w:ascii="Arial" w:cs="Arial" w:eastAsia="Arial" w:hAnsi="Arial"/>
+                <w:b/>
+                <w:bCs/>
+                <w:i w:val="false"/>
+                <w:iCs w:val="false"/>
+                <w:color w:val="1F3864"/>
+                <w:sz w:val="22"/>
+                <w:szCs w:val="22"/>
+              </w:rPr>
+              <w:t xml:space="preserve">Question 3</w:t>
+            </w:r>
+          </w:p>
+        </w:tc>
+        <w:tc>
+          <w:tcPr>
+            <w:tcW w:type="pct" w:w="70%"/>
+            <w:tcBorders>
+              <w:left w:val="single" w:color="2E5FA3" w:sz="16"/>
+            </w:tcBorders>
+          </w:tcPr>
+          <w:p>
+            <w:pPr>
+              <w:spacing w:after="40"/>
+            </w:pPr>
+            <w:r>
+              <w:rPr>
+                <w:rFonts w:ascii="Arial" w:cs="Arial" w:eastAsia="Arial" w:hAnsi="Arial"/>
+                <w:b w:val="false"/>
+                <w:bCs w:val="false"/>
+                <w:i w:val="false"/>
+                <w:iCs w:val="false"/>
+                <w:color w:val="000000"/>
+                <w:sz w:val="22"/>
+                <w:szCs w:val="22"/>
+              </w:rPr>
+              <w:t xml:space="preserve">Which part of paging is most visible to an application developer? Notes: ________________________________________________</w:t>
+            </w:r>
+          </w:p>
+        </w:tc>
+      </w:tr>
+    </w:tbl>
+    <w:tbl>
+      <w:tblPr>
+        <w:tblW w:type="pct" w:w="100%"/>
+        <w:tblBorders>
+          <w:top w:val="single" w:color="auto" w:sz="4"/>
+          <w:left w:val="single" w:color="auto" w:sz="4"/>
+          <w:bottom w:val="single" w:color="auto" w:sz="4"/>
+          <w:right w:val="single" w:color="auto" w:sz="4"/>
+          <w:insideH w:val="single" w:color="auto" w:sz="4"/>
+          <w:insideV w:val="single" w:color="auto" w:sz="4"/>
+        </w:tblBorders>
+      </w:tblPr>
+      <w:tblGrid>
+        <w:gridCol w:w="100"/>
+      </w:tblGrid>
+      <w:tr>
+        <w:tc>
+          <w:tcPr>
+            <w:shd w:fill="EBF3FB"/>
+          </w:tcPr>
+          <w:p>
+            <w:pPr>
+              <w:spacing w:after="0"/>
+            </w:pPr>
+            <w:r>
+              <w:rPr>
+                <w:rFonts w:ascii="Arial" w:cs="Arial" w:eastAsia="Arial" w:hAnsi="Arial"/>
+                <w:b/>
+                <w:bCs/>
+                <w:color w:val="1F3864"/>
+                <w:sz w:val="22"/>
+                <w:szCs w:val="22"/>
+              </w:rPr>
+              <w:t xml:space="preserve">End-of-Lecture Summary</w:t>
+            </w:r>
+          </w:p>
+        </w:tc>
+      </w:tr>
+      <w:tr>
+        <w:tc>
+          <w:p>
+            <w:pPr>
+              <w:spacing w:after="40"/>
+            </w:pPr>
+            <w:r>
+              <w:rPr>
+                <w:rFonts w:ascii="Arial" w:cs="Arial" w:eastAsia="Arial" w:hAnsi="Arial"/>
+                <w:b w:val="false"/>
+                <w:bCs w:val="false"/>
+                <w:i w:val="false"/>
+                <w:iCs w:val="false"/>
+                <w:color w:val="000000"/>
+                <w:sz w:val="22"/>
+                <w:szCs w:val="22"/>
+              </w:rPr>
+              <w:t xml:space="preserve">Takeaway 1: Paging is an illusion layer that trades space and translation overhead for flexibility and protection -&gt; _______.</w:t>
+            </w:r>
+          </w:p>
+        </w:tc>
+      </w:tr>
+      <w:tr>
+        <w:tc>
+          <w:p>
+            <w:pPr>
+              <w:spacing w:after="40"/>
+            </w:pPr>
+            <w:r>
+              <w:rPr>
+                <w:rFonts w:ascii="Arial" w:cs="Arial" w:eastAsia="Arial" w:hAnsi="Arial"/>
+                <w:b w:val="false"/>
+                <w:bCs w:val="false"/>
+                <w:i w:val="false"/>
+                <w:iCs w:val="false"/>
+                <w:color w:val="000000"/>
+                <w:sz w:val="22"/>
+                <w:szCs w:val="22"/>
+              </w:rPr>
+              <w:t xml:space="preserve">Takeaway 2: The TLB matters because the page table is too expensive to consult for every access -&gt; _______.</w:t>
+            </w:r>
+          </w:p>
+        </w:tc>
+      </w:tr>
+      <w:tr>
+        <w:tc>
+          <w:p>
+            <w:pPr>
+              <w:spacing w:after="40"/>
+            </w:pPr>
+            <w:r>
+              <w:rPr>
+                <w:rFonts w:ascii="Arial" w:cs="Arial" w:eastAsia="Arial" w:hAnsi="Arial"/>
+                <w:b w:val="false"/>
+                <w:bCs w:val="false"/>
+                <w:i w:val="false"/>
+                <w:iCs w:val="false"/>
+                <w:color w:val="000000"/>
+                <w:sz w:val="22"/>
+                <w:szCs w:val="22"/>
+              </w:rPr>
+              <w:t xml:space="preserve">Takeaway 3: Locality is the difference between a practical VM system and a collapsing one -&gt; _______.</w:t>
+            </w:r>
+          </w:p>
+        </w:tc>
+      </w:tr>
+    </w:tbl>
+    <w:tbl>
+      <w:tblPr>
+        <w:tblW w:type="pct" w:w="100%"/>
+        <w:tblBorders>
+          <w:top w:val="single" w:color="auto" w:sz="4"/>
+          <w:left w:val="single" w:color="auto" w:sz="4"/>
+          <w:bottom w:val="single" w:color="auto" w:sz="4"/>
+          <w:right w:val="single" w:color="auto" w:sz="4"/>
+          <w:insideH w:val="single" w:color="auto" w:sz="4"/>
+          <w:insideV w:val="single" w:color="auto" w:sz="4"/>
+        </w:tblBorders>
+      </w:tblPr>
+      <w:tblGrid>
+        <w:gridCol w:w="100"/>
+      </w:tblGrid>
+      <w:tr>
+        <w:tc>
+          <w:tcPr>
+            <w:shd w:fill="2E5FA3"/>
+          </w:tcPr>
+          <w:p>
+            <w:pPr>
+              <w:spacing w:after="0"/>
+            </w:pPr>
+            <w:r>
+              <w:rPr>
+                <w:rFonts w:ascii="Arial" w:cs="Arial" w:eastAsia="Arial" w:hAnsi="Arial"/>
+                <w:b/>
+                <w:bCs/>
+                <w:color w:val="FFFFFF"/>
+                <w:sz w:val="22"/>
+                <w:szCs w:val="22"/>
+              </w:rPr>
+              <w:t xml:space="preserve">+ </w:t>
+            </w:r>
+            <w:r>
+              <w:rPr>
+                <w:rFonts w:ascii="Arial" w:cs="Arial" w:eastAsia="Arial" w:hAnsi="Arial"/>
+                <w:b/>
+                <w:bCs/>
+                <w:color w:val="FFFFFF"/>
+                <w:sz w:val="22"/>
+                <w:szCs w:val="22"/>
+              </w:rPr>
+              <w:t xml:space="preserve">Vocabulary</w:t>
             </w:r>
           </w:p>
         </w:tc>
@@ -349,18 +2759,20 @@
     </w:tbl>
     <w:p>
       <w:pPr>
-        <w:spacing w:after="180"/>
+        <w:pStyle w:val="ListParagraph"/>
+        <w:numPr>
+          <w:ilvl w:val="0"/>
+          <w:numId w:val="1"/>
+        </w:numPr>
+        <w:spacing w:after="80"/>
       </w:pPr>
       <w:r>
         <w:rPr>
           <w:rFonts w:ascii="Arial" w:cs="Arial" w:eastAsia="Arial" w:hAnsi="Arial"/>
-          <w:b/>
-          <w:bCs/>
-          <w:color w:val="1F3864"/>
-          <w:sz w:val="28"/>
-          <w:szCs w:val="28"/>
+          <w:sz w:val="22"/>
+          <w:szCs w:val="22"/>
         </w:rPr>
-        <w:t xml:space="preserve">Vocabulary</w:t>
+        <w:t xml:space="preserve">page: _______</w:t>
       </w:r>
     </w:p>
     <w:p>
@@ -378,7 +2790,7 @@
           <w:sz w:val="22"/>
           <w:szCs w:val="22"/>
         </w:rPr>
-        <w:t xml:space="preserve">virtual address space: _______</w:t>
+        <w:t xml:space="preserve">frame: _______</w:t>
       </w:r>
     </w:p>
     <w:p>
@@ -396,7 +2808,7 @@
           <w:sz w:val="22"/>
           <w:szCs w:val="22"/>
         </w:rPr>
-        <w:t xml:space="preserve">page table translation: _______</w:t>
+        <w:t xml:space="preserve">TLB: _______</w:t>
       </w:r>
     </w:p>
     <w:p>
@@ -414,43 +2826,59 @@
           <w:sz w:val="22"/>
           <w:szCs w:val="22"/>
         </w:rPr>
-        <w:t xml:space="preserve">TLB locality: _______</w:t>
+        <w:t xml:space="preserve">page fault: _______</w:t>
       </w:r>
     </w:p>
-    <w:p>
-      <w:pPr>
-        <w:pStyle w:val="ListParagraph"/>
-        <w:numPr>
-          <w:ilvl w:val="0"/>
-          <w:numId w:val="1"/>
-        </w:numPr>
-        <w:spacing w:after="80"/>
-      </w:pPr>
-      <w:r>
-        <w:rPr>
-          <w:rFonts w:ascii="Arial" w:cs="Arial" w:eastAsia="Arial" w:hAnsi="Arial"/>
-          <w:sz w:val="22"/>
-          <w:szCs w:val="22"/>
-        </w:rPr>
-        <w:t xml:space="preserve">page faults: _______</w:t>
-      </w:r>
-    </w:p>
-    <w:p>
-      <w:pPr>
-        <w:spacing w:after="180"/>
-      </w:pPr>
-      <w:r>
-        <w:rPr>
-          <w:rFonts w:ascii="Arial" w:cs="Arial" w:eastAsia="Arial" w:hAnsi="Arial"/>
-          <w:b/>
-          <w:bCs/>
-          <w:color w:val="1F3864"/>
-          <w:sz w:val="28"/>
-          <w:szCs w:val="28"/>
-        </w:rPr>
-        <w:t xml:space="preserve">Self-Quiz</w:t>
-      </w:r>
-    </w:p>
+    <w:tbl>
+      <w:tblPr>
+        <w:tblW w:type="pct" w:w="100%"/>
+        <w:tblBorders>
+          <w:top w:val="single" w:color="auto" w:sz="4"/>
+          <w:left w:val="single" w:color="auto" w:sz="4"/>
+          <w:bottom w:val="single" w:color="auto" w:sz="4"/>
+          <w:right w:val="single" w:color="auto" w:sz="4"/>
+          <w:insideH w:val="single" w:color="auto" w:sz="4"/>
+          <w:insideV w:val="single" w:color="auto" w:sz="4"/>
+        </w:tblBorders>
+      </w:tblPr>
+      <w:tblGrid>
+        <w:gridCol w:w="100"/>
+      </w:tblGrid>
+      <w:tr>
+        <w:tc>
+          <w:tcPr>
+            <w:shd w:fill="FFF8E7"/>
+          </w:tcPr>
+          <w:p>
+            <w:pPr>
+              <w:spacing w:after="0"/>
+            </w:pPr>
+            <w:r>
+              <w:rPr>
+                <w:rFonts w:ascii="Arial" w:cs="Arial" w:eastAsia="Arial" w:hAnsi="Arial"/>
+                <w:b/>
+                <w:bCs/>
+                <w:color w:val="6B4F00"/>
+                <w:sz w:val="22"/>
+                <w:szCs w:val="22"/>
+              </w:rPr>
+              <w:t xml:space="preserve">* </w:t>
+            </w:r>
+            <w:r>
+              <w:rPr>
+                <w:rFonts w:ascii="Arial" w:cs="Arial" w:eastAsia="Arial" w:hAnsi="Arial"/>
+                <w:b/>
+                <w:bCs/>
+                <w:color w:val="6B4F00"/>
+                <w:sz w:val="22"/>
+                <w:szCs w:val="22"/>
+              </w:rPr>
+              <w:t xml:space="preserve">Self-Quiz</w:t>
+            </w:r>
+          </w:p>
+        </w:tc>
+      </w:tr>
+    </w:tbl>
     <w:p>
       <w:pPr>
         <w:pStyle w:val="ListParagraph"/>
